--- a/Realtor Forms/Cobroke Agreement - SRI Representing Landlord.docx
+++ b/Realtor Forms/Cobroke Agreement - SRI Representing Landlord.docx
@@ -1,6 +1,6 @@
 
 <file path=word/document.xml><?xml version="1.0" encoding="utf-8"?>
-<w:document xmlns:wpc="http://schemas.microsoft.com/office/word/2010/wordprocessingCanvas" xmlns:cx="http://schemas.microsoft.com/office/drawing/2014/chartex" xmlns:cx1="http://schemas.microsoft.com/office/drawing/2015/9/8/chartex" xmlns:cx2="http://schemas.microsoft.com/office/drawing/2015/10/21/chartex" xmlns:cx3="http://schemas.microsoft.com/office/drawing/2016/5/9/chartex" xmlns:cx4="http://schemas.microsoft.com/office/drawing/2016/5/10/chartex" xmlns:cx5="http://schemas.microsoft.com/office/drawing/2016/5/11/chartex" xmlns:cx6="http://schemas.microsoft.com/office/drawing/2016/5/12/chartex" xmlns:cx7="http://schemas.microsoft.com/office/drawing/2016/5/13/chartex" xmlns:cx8="http://schemas.microsoft.com/office/drawing/2016/5/14/chartex" xmlns:mc="http://schemas.openxmlformats.org/markup-compatibility/2006" xmlns:aink="http://schemas.microsoft.com/office/drawing/2016/ink" xmlns:am3d="http://schemas.microsoft.com/office/drawing/2017/model3d" xmlns:o="urn:schemas-microsoft-com:office:office" xmlns:r="http://schemas.openxmlformats.org/officeDocument/2006/relationships" xmlns:m="http://schemas.openxmlformats.org/officeDocument/2006/math" xmlns:v="urn:schemas-microsoft-com:vml" xmlns:wp14="http://schemas.microsoft.com/office/word/2010/wordprocessingDrawing" xmlns:wp="http://schemas.openxmlformats.org/drawingml/2006/wordprocessingDrawing" xmlns:w10="urn:schemas-microsoft-com:office:word" xmlns:w="http://schemas.openxmlformats.org/wordprocessingml/2006/main" xmlns:w14="http://schemas.microsoft.com/office/word/2010/wordml" xmlns:w15="http://schemas.microsoft.com/office/word/2012/wordml" xmlns:w16cex="http://schemas.microsoft.com/office/word/2018/wordml/cex" xmlns:w16cid="http://schemas.microsoft.com/office/word/2016/wordml/cid" xmlns:w16="http://schemas.microsoft.com/office/word/2018/wordml" xmlns:w16sdtdh="http://schemas.microsoft.com/office/word/2020/wordml/sdtdatahash" xmlns:w16se="http://schemas.microsoft.com/office/word/2015/wordml/symex" xmlns:wpg="http://schemas.microsoft.com/office/word/2010/wordprocessingGroup" xmlns:wpi="http://schemas.microsoft.com/office/word/2010/wordprocessingInk" xmlns:wne="http://schemas.microsoft.com/office/word/2006/wordml" xmlns:wps="http://schemas.microsoft.com/office/word/2010/wordprocessingShape" mc:Ignorable="w14 w15 w16se w16cid w16 w16cex w16sdtdh wp14">
+<w:document xmlns:wpc="http://schemas.microsoft.com/office/word/2010/wordprocessingCanvas" xmlns:cx="http://schemas.microsoft.com/office/drawing/2014/chartex" xmlns:cx1="http://schemas.microsoft.com/office/drawing/2015/9/8/chartex" xmlns:cx2="http://schemas.microsoft.com/office/drawing/2015/10/21/chartex" xmlns:cx3="http://schemas.microsoft.com/office/drawing/2016/5/9/chartex" xmlns:cx4="http://schemas.microsoft.com/office/drawing/2016/5/10/chartex" xmlns:cx5="http://schemas.microsoft.com/office/drawing/2016/5/11/chartex" xmlns:cx6="http://schemas.microsoft.com/office/drawing/2016/5/12/chartex" xmlns:cx7="http://schemas.microsoft.com/office/drawing/2016/5/13/chartex" xmlns:cx8="http://schemas.microsoft.com/office/drawing/2016/5/14/chartex" xmlns:mc="http://schemas.openxmlformats.org/markup-compatibility/2006" xmlns:aink="http://schemas.microsoft.com/office/drawing/2016/ink" xmlns:am3d="http://schemas.microsoft.com/office/drawing/2017/model3d" xmlns:o="urn:schemas-microsoft-com:office:office" xmlns:oel="http://schemas.microsoft.com/office/2019/extlst" xmlns:r="http://schemas.openxmlformats.org/officeDocument/2006/relationships" xmlns:m="http://schemas.openxmlformats.org/officeDocument/2006/math" xmlns:v="urn:schemas-microsoft-com:vml" xmlns:wp14="http://schemas.microsoft.com/office/word/2010/wordprocessingDrawing" xmlns:wp="http://schemas.openxmlformats.org/drawingml/2006/wordprocessingDrawing" xmlns:w10="urn:schemas-microsoft-com:office:word" xmlns:w="http://schemas.openxmlformats.org/wordprocessingml/2006/main" xmlns:w14="http://schemas.microsoft.com/office/word/2010/wordml" xmlns:w15="http://schemas.microsoft.com/office/word/2012/wordml" xmlns:w16cex="http://schemas.microsoft.com/office/word/2018/wordml/cex" xmlns:w16cid="http://schemas.microsoft.com/office/word/2016/wordml/cid" xmlns:w16="http://schemas.microsoft.com/office/word/2018/wordml" xmlns:w16du="http://schemas.microsoft.com/office/word/2023/wordml/word16du" xmlns:w16sdtdh="http://schemas.microsoft.com/office/word/2020/wordml/sdtdatahash" xmlns:w16sdtfl="http://schemas.microsoft.com/office/word/2024/wordml/sdtformatlock" xmlns:w16se="http://schemas.microsoft.com/office/word/2015/wordml/symex" xmlns:wpg="http://schemas.microsoft.com/office/word/2010/wordprocessingGroup" xmlns:wpi="http://schemas.microsoft.com/office/word/2010/wordprocessingInk" xmlns:wne="http://schemas.microsoft.com/office/word/2006/wordml" xmlns:wps="http://schemas.microsoft.com/office/word/2010/wordprocessingShape" mc:Ignorable="w14 w15 w16se w16cid w16 w16cex w16sdtdh w16sdtfl w16du wp14">
   <w:body>
     <w:p>
       <w:pPr>
@@ -21,31 +21,48 @@
         <w:rPr>
           <w:rFonts w:asciiTheme="minorHAnsi" w:hAnsiTheme="minorHAnsi" w:cstheme="minorHAnsi"/>
         </w:rPr>
-        <w:t>This Agreement is made ____</w:t>
-      </w:r>
-      <w:r>
-        <w:rPr>
-          <w:rFonts w:asciiTheme="minorHAnsi" w:hAnsiTheme="minorHAnsi" w:cstheme="minorHAnsi"/>
-        </w:rPr>
-        <w:t>_____</w:t>
-      </w:r>
-      <w:r>
-        <w:rPr>
-          <w:rFonts w:asciiTheme="minorHAnsi" w:hAnsiTheme="minorHAnsi" w:cstheme="minorHAnsi"/>
-        </w:rPr>
-        <w:t>_</w:t>
-      </w:r>
-      <w:r>
-        <w:rPr>
-          <w:rFonts w:asciiTheme="minorHAnsi" w:hAnsiTheme="minorHAnsi" w:cstheme="minorHAnsi"/>
-        </w:rPr>
-        <w:t>___</w:t>
-      </w:r>
-      <w:r>
-        <w:rPr>
-          <w:rFonts w:asciiTheme="minorHAnsi" w:hAnsiTheme="minorHAnsi" w:cstheme="minorHAnsi"/>
-        </w:rPr>
-        <w:t xml:space="preserve">____  20____ between </w:t>
+        <w:t xml:space="preserve">This Agreement is made </w:t>
+      </w:r>
+      <w:r>
+        <w:rPr>
+          <w:rFonts w:asciiTheme="minorHAnsi" w:hAnsiTheme="minorHAnsi" w:cstheme="minorHAnsi"/>
+          <w:b/>
+          <w:bCs/>
+          <w:u w:val="single"/>
+        </w:rPr>
+        <w:t>{{</w:t>
+      </w:r>
+      <w:proofErr w:type="spellStart"/>
+      <w:r>
+        <w:rPr>
+          <w:rFonts w:asciiTheme="minorHAnsi" w:hAnsiTheme="minorHAnsi" w:cstheme="minorHAnsi"/>
+          <w:b/>
+          <w:bCs/>
+          <w:u w:val="single"/>
+        </w:rPr>
+        <w:t>agreement_date</w:t>
+      </w:r>
+      <w:proofErr w:type="spellEnd"/>
+      <w:r>
+        <w:rPr>
+          <w:rFonts w:asciiTheme="minorHAnsi" w:hAnsiTheme="minorHAnsi" w:cstheme="minorHAnsi"/>
+          <w:b/>
+          <w:bCs/>
+          <w:u w:val="single"/>
+        </w:rPr>
+        <w:t>}}</w:t>
+      </w:r>
+      <w:r>
+        <w:rPr>
+          <w:rFonts w:asciiTheme="minorHAnsi" w:hAnsiTheme="minorHAnsi" w:cstheme="minorHAnsi"/>
+        </w:rPr>
+        <w:t xml:space="preserve"> </w:t>
+      </w:r>
+      <w:r>
+        <w:rPr>
+          <w:rFonts w:asciiTheme="minorHAnsi" w:hAnsiTheme="minorHAnsi" w:cstheme="minorHAnsi"/>
+        </w:rPr>
+        <w:t xml:space="preserve">between </w:t>
       </w:r>
       <w:r>
         <w:rPr>
@@ -164,13 +181,39 @@
         <w:rPr>
           <w:rFonts w:asciiTheme="minorHAnsi" w:hAnsiTheme="minorHAnsi" w:cstheme="minorHAnsi"/>
         </w:rPr>
-        <w:t>part and M/s _________________</w:t>
-      </w:r>
-      <w:r>
-        <w:rPr>
-          <w:rFonts w:asciiTheme="minorHAnsi" w:hAnsiTheme="minorHAnsi" w:cstheme="minorHAnsi"/>
-        </w:rPr>
-        <w:t>_______________________________________________ (hereinaf</w:t>
+        <w:t xml:space="preserve">part and M/s </w:t>
+      </w:r>
+      <w:r>
+        <w:rPr>
+          <w:rFonts w:asciiTheme="minorHAnsi" w:hAnsiTheme="minorHAnsi" w:cstheme="minorHAnsi"/>
+          <w:b/>
+          <w:bCs/>
+        </w:rPr>
+        <w:t>{{</w:t>
+      </w:r>
+      <w:proofErr w:type="spellStart"/>
+      <w:r>
+        <w:rPr>
+          <w:rFonts w:asciiTheme="minorHAnsi" w:hAnsiTheme="minorHAnsi" w:cstheme="minorHAnsi"/>
+          <w:b/>
+          <w:bCs/>
+        </w:rPr>
+        <w:t>cobroke_agency_name</w:t>
+      </w:r>
+      <w:proofErr w:type="spellEnd"/>
+      <w:r>
+        <w:rPr>
+          <w:rFonts w:asciiTheme="minorHAnsi" w:hAnsiTheme="minorHAnsi" w:cstheme="minorHAnsi"/>
+          <w:b/>
+          <w:bCs/>
+        </w:rPr>
+        <w:t>}}</w:t>
+      </w:r>
+      <w:r>
+        <w:rPr>
+          <w:rFonts w:asciiTheme="minorHAnsi" w:hAnsiTheme="minorHAnsi" w:cstheme="minorHAnsi"/>
+        </w:rPr>
+        <w:t xml:space="preserve"> (hereinaf</w:t>
       </w:r>
       <w:r>
         <w:rPr>
@@ -225,7 +268,36 @@
         <w:rPr>
           <w:rFonts w:asciiTheme="minorHAnsi" w:hAnsiTheme="minorHAnsi" w:cstheme="minorHAnsi"/>
         </w:rPr>
-        <w:t>: _______________________________________________________________________________</w:t>
+        <w:t xml:space="preserve">: </w:t>
+      </w:r>
+      <w:r>
+        <w:rPr>
+          <w:rFonts w:asciiTheme="minorHAnsi" w:hAnsiTheme="minorHAnsi" w:cstheme="minorHAnsi"/>
+          <w:b/>
+          <w:bCs/>
+          <w:u w:val="single"/>
+        </w:rPr>
+        <w:t>{{</w:t>
+      </w:r>
+      <w:proofErr w:type="spellStart"/>
+      <w:r>
+        <w:rPr>
+          <w:rFonts w:asciiTheme="minorHAnsi" w:hAnsiTheme="minorHAnsi" w:cstheme="minorHAnsi"/>
+          <w:b/>
+          <w:bCs/>
+          <w:u w:val="single"/>
+        </w:rPr>
+        <w:t>property_address</w:t>
+      </w:r>
+      <w:proofErr w:type="spellEnd"/>
+      <w:r>
+        <w:rPr>
+          <w:rFonts w:asciiTheme="minorHAnsi" w:hAnsiTheme="minorHAnsi" w:cstheme="minorHAnsi"/>
+          <w:b/>
+          <w:bCs/>
+          <w:u w:val="single"/>
+        </w:rPr>
+        <w:t>}}</w:t>
       </w:r>
     </w:p>
     <w:p>
@@ -320,19 +392,42 @@
         <w:rPr>
           <w:rFonts w:asciiTheme="minorHAnsi" w:hAnsiTheme="minorHAnsi" w:cstheme="minorHAnsi"/>
         </w:rPr>
-        <w:t>ingapore Dollars _______</w:t>
-      </w:r>
-      <w:r>
-        <w:rPr>
-          <w:rFonts w:asciiTheme="minorHAnsi" w:hAnsiTheme="minorHAnsi" w:cstheme="minorHAnsi"/>
-        </w:rPr>
-        <w:t>___</w:t>
-      </w:r>
-      <w:r>
-        <w:rPr>
-          <w:rFonts w:asciiTheme="minorHAnsi" w:hAnsiTheme="minorHAnsi" w:cstheme="minorHAnsi"/>
-        </w:rPr>
-        <w:t>____</w:t>
+        <w:t xml:space="preserve">ingapore Dollars </w:t>
+      </w:r>
+      <w:r>
+        <w:rPr>
+          <w:rFonts w:asciiTheme="minorHAnsi" w:hAnsiTheme="minorHAnsi" w:cstheme="minorHAnsi"/>
+          <w:b/>
+          <w:bCs/>
+          <w:u w:val="single"/>
+        </w:rPr>
+        <w:t>{{</w:t>
+      </w:r>
+      <w:proofErr w:type="spellStart"/>
+      <w:r>
+        <w:rPr>
+          <w:rFonts w:asciiTheme="minorHAnsi" w:hAnsiTheme="minorHAnsi" w:cstheme="minorHAnsi"/>
+          <w:b/>
+          <w:bCs/>
+          <w:u w:val="single"/>
+        </w:rPr>
+        <w:t>cobroke_fee_rate</w:t>
+      </w:r>
+      <w:proofErr w:type="spellEnd"/>
+      <w:r>
+        <w:rPr>
+          <w:rFonts w:asciiTheme="minorHAnsi" w:hAnsiTheme="minorHAnsi" w:cstheme="minorHAnsi"/>
+          <w:b/>
+          <w:bCs/>
+          <w:u w:val="single"/>
+        </w:rPr>
+        <w:t>}}</w:t>
+      </w:r>
+      <w:r>
+        <w:rPr>
+          <w:rFonts w:asciiTheme="minorHAnsi" w:hAnsiTheme="minorHAnsi" w:cstheme="minorHAnsi"/>
+        </w:rPr>
+        <w:t xml:space="preserve"> (%) of the transacted price or the sum of</w:t>
       </w:r>
       <w:r>
         <w:rPr>
@@ -344,37 +439,95 @@
         <w:rPr>
           <w:rFonts w:asciiTheme="minorHAnsi" w:hAnsiTheme="minorHAnsi" w:cstheme="minorHAnsi"/>
         </w:rPr>
-        <w:t>______________________________________________</w:t>
-      </w:r>
-      <w:r>
-        <w:rPr>
-          <w:rFonts w:asciiTheme="minorHAnsi" w:hAnsiTheme="minorHAnsi" w:cstheme="minorHAnsi"/>
-        </w:rPr>
-        <w:t>_________________</w:t>
-      </w:r>
-      <w:r>
-        <w:rPr>
-          <w:rFonts w:asciiTheme="minorHAnsi" w:hAnsiTheme="minorHAnsi" w:cstheme="minorHAnsi"/>
-        </w:rPr>
-        <w:t>_______________________</w:t>
-      </w:r>
-      <w:r>
-        <w:rPr>
-          <w:rFonts w:asciiTheme="minorHAnsi" w:hAnsiTheme="minorHAnsi" w:cstheme="minorHAnsi"/>
-        </w:rPr>
-        <w:t xml:space="preserve">_________ </w:t>
-      </w:r>
-      <w:r>
-        <w:rPr>
-          <w:rFonts w:asciiTheme="minorHAnsi" w:hAnsiTheme="minorHAnsi" w:cstheme="minorHAnsi"/>
-        </w:rPr>
-        <w:t>(S$____________</w:t>
-      </w:r>
-      <w:r>
-        <w:rPr>
-          <w:rFonts w:asciiTheme="minorHAnsi" w:hAnsiTheme="minorHAnsi" w:cstheme="minorHAnsi"/>
-        </w:rPr>
-        <w:t xml:space="preserve">________) plus </w:t>
+        <w:t xml:space="preserve">Singapore </w:t>
+      </w:r>
+      <w:r>
+        <w:rPr>
+          <w:rFonts w:asciiTheme="minorHAnsi" w:hAnsiTheme="minorHAnsi" w:cstheme="minorHAnsi"/>
+          <w:b/>
+          <w:bCs/>
+          <w:u w:val="single"/>
+        </w:rPr>
+        <w:t>{{</w:t>
+      </w:r>
+      <w:proofErr w:type="spellStart"/>
+      <w:r>
+        <w:rPr>
+          <w:rFonts w:asciiTheme="minorHAnsi" w:hAnsiTheme="minorHAnsi" w:cstheme="minorHAnsi"/>
+          <w:b/>
+          <w:bCs/>
+          <w:u w:val="single"/>
+        </w:rPr>
+        <w:t>cobroke_fee_amount_word</w:t>
+      </w:r>
+      <w:proofErr w:type="spellEnd"/>
+      <w:r>
+        <w:rPr>
+          <w:rFonts w:asciiTheme="minorHAnsi" w:hAnsiTheme="minorHAnsi" w:cstheme="minorHAnsi"/>
+          <w:b/>
+          <w:bCs/>
+          <w:u w:val="single"/>
+        </w:rPr>
+        <w:t>}}</w:t>
+      </w:r>
+      <w:r>
+        <w:rPr>
+          <w:rFonts w:asciiTheme="minorHAnsi" w:hAnsiTheme="minorHAnsi" w:cstheme="minorHAnsi"/>
+        </w:rPr>
+        <w:t xml:space="preserve"> </w:t>
+      </w:r>
+      <w:r>
+        <w:rPr>
+          <w:rFonts w:asciiTheme="minorHAnsi" w:hAnsiTheme="minorHAnsi" w:cstheme="minorHAnsi"/>
+        </w:rPr>
+        <w:t xml:space="preserve"> </w:t>
+      </w:r>
+      <w:r>
+        <w:rPr>
+          <w:rFonts w:asciiTheme="minorHAnsi" w:hAnsiTheme="minorHAnsi" w:cstheme="minorHAnsi"/>
+        </w:rPr>
+        <w:t>(S$</w:t>
+      </w:r>
+      <w:r>
+        <w:rPr>
+          <w:rFonts w:asciiTheme="minorHAnsi" w:hAnsiTheme="minorHAnsi" w:cstheme="minorHAnsi"/>
+          <w:b/>
+          <w:bCs/>
+          <w:u w:val="single"/>
+        </w:rPr>
+        <w:t>{{</w:t>
+      </w:r>
+      <w:proofErr w:type="spellStart"/>
+      <w:r>
+        <w:rPr>
+          <w:rFonts w:asciiTheme="minorHAnsi" w:hAnsiTheme="minorHAnsi" w:cstheme="minorHAnsi"/>
+          <w:b/>
+          <w:bCs/>
+          <w:u w:val="single"/>
+        </w:rPr>
+        <w:t>cobroke_fee_amount</w:t>
+      </w:r>
+      <w:proofErr w:type="spellEnd"/>
+      <w:r>
+        <w:rPr>
+          <w:rFonts w:asciiTheme="minorHAnsi" w:hAnsiTheme="minorHAnsi" w:cstheme="minorHAnsi"/>
+          <w:b/>
+          <w:bCs/>
+          <w:u w:val="single"/>
+        </w:rPr>
+        <w:t>}}</w:t>
+      </w:r>
+      <w:r>
+        <w:rPr>
+          <w:rFonts w:asciiTheme="minorHAnsi" w:hAnsiTheme="minorHAnsi" w:cstheme="minorHAnsi"/>
+        </w:rPr>
+        <w:t>)</w:t>
+      </w:r>
+      <w:r>
+        <w:rPr>
+          <w:rFonts w:asciiTheme="minorHAnsi" w:hAnsiTheme="minorHAnsi" w:cstheme="minorHAnsi"/>
+        </w:rPr>
+        <w:t xml:space="preserve"> plus </w:t>
       </w:r>
       <w:r>
         <w:rPr>
@@ -699,19 +852,11 @@
         </w:rPr>
         <w:t xml:space="preserve"> shall not be paid a share of the </w:t>
       </w:r>
-      <w:proofErr w:type="gramStart"/>
-      <w:r>
-        <w:rPr>
-          <w:rFonts w:asciiTheme="minorHAnsi" w:hAnsiTheme="minorHAnsi" w:cstheme="minorHAnsi"/>
-        </w:rPr>
-        <w:t>renewal  commission</w:t>
-      </w:r>
-      <w:proofErr w:type="gramEnd"/>
-      <w:r>
-        <w:rPr>
-          <w:rFonts w:asciiTheme="minorHAnsi" w:hAnsiTheme="minorHAnsi" w:cstheme="minorHAnsi"/>
-        </w:rPr>
-        <w:t xml:space="preserve"> as referred to in C</w:t>
+      <w:r>
+        <w:rPr>
+          <w:rFonts w:asciiTheme="minorHAnsi" w:hAnsiTheme="minorHAnsi" w:cstheme="minorHAnsi"/>
+        </w:rPr>
+        <w:t>renewal  commission as referred to in C</w:t>
       </w:r>
       <w:r>
         <w:rPr>
@@ -815,422 +960,532 @@
         </w:rPr>
       </w:pPr>
     </w:p>
+    <w:tbl>
+      <w:tblPr>
+        <w:tblStyle w:val="TableGrid"/>
+        <w:tblW w:w="0" w:type="auto"/>
+        <w:tblInd w:w="709" w:type="dxa"/>
+        <w:tblBorders>
+          <w:top w:val="none" w:sz="0" w:space="0" w:color="auto"/>
+          <w:left w:val="none" w:sz="0" w:space="0" w:color="auto"/>
+          <w:bottom w:val="none" w:sz="0" w:space="0" w:color="auto"/>
+          <w:right w:val="none" w:sz="0" w:space="0" w:color="auto"/>
+          <w:insideH w:val="none" w:sz="0" w:space="0" w:color="auto"/>
+          <w:insideV w:val="none" w:sz="0" w:space="0" w:color="auto"/>
+        </w:tblBorders>
+        <w:tblLook w:val="04A0" w:firstRow="1" w:lastRow="0" w:firstColumn="1" w:lastColumn="0" w:noHBand="0" w:noVBand="1"/>
+      </w:tblPr>
+      <w:tblGrid>
+        <w:gridCol w:w="4874"/>
+        <w:gridCol w:w="4874"/>
+      </w:tblGrid>
+      <w:tr>
+        <w:tc>
+          <w:tcPr>
+            <w:tcW w:w="4874" w:type="dxa"/>
+          </w:tcPr>
+          <w:p>
+            <w:pPr>
+              <w:spacing w:line="360" w:lineRule="auto"/>
+              <w:rPr>
+                <w:rFonts w:asciiTheme="minorHAnsi" w:hAnsiTheme="minorHAnsi" w:cstheme="minorHAnsi"/>
+              </w:rPr>
+            </w:pPr>
+            <w:r>
+              <w:rPr>
+                <w:rFonts w:asciiTheme="minorHAnsi" w:hAnsiTheme="minorHAnsi" w:cstheme="minorHAnsi"/>
+                <w:u w:val="single"/>
+              </w:rPr>
+              <w:t>______________________________</w:t>
+            </w:r>
+          </w:p>
+        </w:tc>
+        <w:tc>
+          <w:tcPr>
+            <w:tcW w:w="4874" w:type="dxa"/>
+          </w:tcPr>
+          <w:p>
+            <w:pPr>
+              <w:spacing w:line="360" w:lineRule="auto"/>
+              <w:rPr>
+                <w:rFonts w:asciiTheme="minorHAnsi" w:hAnsiTheme="minorHAnsi" w:cstheme="minorHAnsi"/>
+              </w:rPr>
+            </w:pPr>
+            <w:r>
+              <w:rPr>
+                <w:rFonts w:asciiTheme="minorHAnsi" w:hAnsiTheme="minorHAnsi" w:cstheme="minorHAnsi"/>
+                <w:u w:val="single"/>
+              </w:rPr>
+              <w:t>______________________________</w:t>
+            </w:r>
+          </w:p>
+        </w:tc>
+      </w:tr>
+      <w:tr>
+        <w:tc>
+          <w:tcPr>
+            <w:tcW w:w="4874" w:type="dxa"/>
+          </w:tcPr>
+          <w:p>
+            <w:pPr>
+              <w:spacing w:line="360" w:lineRule="auto"/>
+              <w:rPr>
+                <w:rFonts w:asciiTheme="minorHAnsi" w:hAnsiTheme="minorHAnsi" w:cstheme="minorHAnsi"/>
+              </w:rPr>
+            </w:pPr>
+            <w:r>
+              <w:rPr>
+                <w:rFonts w:asciiTheme="minorHAnsi" w:hAnsiTheme="minorHAnsi" w:cstheme="minorHAnsi"/>
+              </w:rPr>
+              <w:t>Sign</w:t>
+            </w:r>
+            <w:r>
+              <w:rPr>
+                <w:rFonts w:asciiTheme="minorHAnsi" w:hAnsiTheme="minorHAnsi" w:cstheme="minorHAnsi"/>
+              </w:rPr>
+              <w:t xml:space="preserve">ed </w:t>
+            </w:r>
+            <w:r>
+              <w:rPr>
+                <w:rFonts w:asciiTheme="minorHAnsi" w:hAnsiTheme="minorHAnsi" w:cstheme="minorHAnsi"/>
+              </w:rPr>
+              <w:t>for and on behalf</w:t>
+            </w:r>
+            <w:r>
+              <w:rPr>
+                <w:rFonts w:asciiTheme="minorHAnsi" w:hAnsiTheme="minorHAnsi" w:cstheme="minorHAnsi"/>
+              </w:rPr>
+              <w:t xml:space="preserve"> of </w:t>
+            </w:r>
+            <w:r>
+              <w:rPr>
+                <w:rFonts w:asciiTheme="minorHAnsi" w:hAnsiTheme="minorHAnsi" w:cstheme="minorHAnsi"/>
+              </w:rPr>
+              <w:t xml:space="preserve">Estate Agent representing </w:t>
+            </w:r>
+            <w:r>
+              <w:rPr>
+                <w:rFonts w:asciiTheme="minorHAnsi" w:hAnsiTheme="minorHAnsi" w:cstheme="minorHAnsi"/>
+              </w:rPr>
+              <w:t>Landlord</w:t>
+            </w:r>
+            <w:r>
+              <w:rPr>
+                <w:rFonts w:asciiTheme="minorHAnsi" w:hAnsiTheme="minorHAnsi" w:cstheme="minorHAnsi"/>
+              </w:rPr>
+              <w:t>(s)</w:t>
+            </w:r>
+          </w:p>
+        </w:tc>
+        <w:tc>
+          <w:tcPr>
+            <w:tcW w:w="4874" w:type="dxa"/>
+          </w:tcPr>
+          <w:p>
+            <w:pPr>
+              <w:spacing w:line="360" w:lineRule="auto"/>
+              <w:rPr>
+                <w:rFonts w:asciiTheme="minorHAnsi" w:hAnsiTheme="minorHAnsi" w:cstheme="minorHAnsi"/>
+              </w:rPr>
+            </w:pPr>
+            <w:r>
+              <w:rPr>
+                <w:rFonts w:asciiTheme="minorHAnsi" w:hAnsiTheme="minorHAnsi" w:cstheme="minorHAnsi"/>
+              </w:rPr>
+              <w:t>Sign</w:t>
+            </w:r>
+            <w:r>
+              <w:rPr>
+                <w:rFonts w:asciiTheme="minorHAnsi" w:hAnsiTheme="minorHAnsi" w:cstheme="minorHAnsi"/>
+              </w:rPr>
+              <w:t xml:space="preserve">ed </w:t>
+            </w:r>
+            <w:r>
+              <w:rPr>
+                <w:rFonts w:asciiTheme="minorHAnsi" w:hAnsiTheme="minorHAnsi" w:cstheme="minorHAnsi"/>
+              </w:rPr>
+              <w:t>for and on behalf</w:t>
+            </w:r>
+            <w:r>
+              <w:rPr>
+                <w:rFonts w:asciiTheme="minorHAnsi" w:hAnsiTheme="minorHAnsi" w:cstheme="minorHAnsi"/>
+              </w:rPr>
+              <w:t xml:space="preserve"> of </w:t>
+            </w:r>
+            <w:r>
+              <w:rPr>
+                <w:rFonts w:asciiTheme="minorHAnsi" w:hAnsiTheme="minorHAnsi" w:cstheme="minorHAnsi"/>
+              </w:rPr>
+              <w:t xml:space="preserve">Estate Agent representing </w:t>
+            </w:r>
+            <w:r>
+              <w:rPr>
+                <w:rFonts w:asciiTheme="minorHAnsi" w:hAnsiTheme="minorHAnsi" w:cstheme="minorHAnsi"/>
+              </w:rPr>
+              <w:t>Tenant</w:t>
+            </w:r>
+            <w:r>
+              <w:rPr>
+                <w:rFonts w:asciiTheme="minorHAnsi" w:hAnsiTheme="minorHAnsi" w:cstheme="minorHAnsi"/>
+              </w:rPr>
+              <w:t>(s)</w:t>
+            </w:r>
+          </w:p>
+        </w:tc>
+      </w:tr>
+      <w:tr>
+        <w:tc>
+          <w:tcPr>
+            <w:tcW w:w="4874" w:type="dxa"/>
+          </w:tcPr>
+          <w:p>
+            <w:pPr>
+              <w:spacing w:line="360" w:lineRule="auto"/>
+              <w:rPr>
+                <w:rFonts w:asciiTheme="minorHAnsi" w:hAnsiTheme="minorHAnsi" w:cstheme="minorHAnsi"/>
+              </w:rPr>
+            </w:pPr>
+            <w:r>
+              <w:rPr>
+                <w:rFonts w:asciiTheme="minorHAnsi" w:hAnsiTheme="minorHAnsi" w:cstheme="minorHAnsi"/>
+              </w:rPr>
+              <w:t>Name:</w:t>
+            </w:r>
+            <w:r>
+              <w:rPr>
+                <w:rFonts w:asciiTheme="minorHAnsi" w:hAnsiTheme="minorHAnsi" w:cstheme="minorHAnsi"/>
+              </w:rPr>
+              <w:t xml:space="preserve"> </w:t>
+            </w:r>
+            <w:r>
+              <w:rPr>
+                <w:rFonts w:asciiTheme="minorHAnsi" w:hAnsiTheme="minorHAnsi" w:cstheme="minorHAnsi"/>
+                <w:u w:val="single"/>
+              </w:rPr>
+              <w:t>{{</w:t>
+            </w:r>
+            <w:proofErr w:type="spellStart"/>
+            <w:r>
+              <w:rPr>
+                <w:rFonts w:asciiTheme="minorHAnsi" w:hAnsiTheme="minorHAnsi" w:cstheme="minorHAnsi"/>
+                <w:u w:val="single"/>
+              </w:rPr>
+              <w:t>agent_name</w:t>
+            </w:r>
+            <w:proofErr w:type="spellEnd"/>
+            <w:r>
+              <w:rPr>
+                <w:rFonts w:asciiTheme="minorHAnsi" w:hAnsiTheme="minorHAnsi" w:cstheme="minorHAnsi"/>
+                <w:u w:val="single"/>
+              </w:rPr>
+              <w:t>}}</w:t>
+            </w:r>
+          </w:p>
+        </w:tc>
+        <w:tc>
+          <w:tcPr>
+            <w:tcW w:w="4874" w:type="dxa"/>
+          </w:tcPr>
+          <w:p>
+            <w:pPr>
+              <w:spacing w:line="360" w:lineRule="auto"/>
+              <w:rPr>
+                <w:rFonts w:asciiTheme="minorHAnsi" w:hAnsiTheme="minorHAnsi" w:cstheme="minorHAnsi"/>
+              </w:rPr>
+            </w:pPr>
+            <w:r>
+              <w:rPr>
+                <w:rFonts w:asciiTheme="minorHAnsi" w:hAnsiTheme="minorHAnsi" w:cstheme="minorHAnsi"/>
+              </w:rPr>
+              <w:t xml:space="preserve">Name: </w:t>
+            </w:r>
+            <w:r>
+              <w:rPr>
+                <w:rFonts w:asciiTheme="minorHAnsi" w:hAnsiTheme="minorHAnsi" w:cstheme="minorHAnsi"/>
+                <w:u w:val="single"/>
+              </w:rPr>
+              <w:t>{{</w:t>
+            </w:r>
+            <w:proofErr w:type="spellStart"/>
+            <w:r>
+              <w:rPr>
+                <w:rFonts w:asciiTheme="minorHAnsi" w:hAnsiTheme="minorHAnsi" w:cstheme="minorHAnsi"/>
+                <w:u w:val="single"/>
+              </w:rPr>
+              <w:t>cobroke_</w:t>
+            </w:r>
+            <w:r>
+              <w:rPr>
+                <w:rFonts w:asciiTheme="minorHAnsi" w:hAnsiTheme="minorHAnsi" w:cstheme="minorHAnsi"/>
+                <w:u w:val="single"/>
+              </w:rPr>
+              <w:t>agent_name</w:t>
+            </w:r>
+            <w:proofErr w:type="spellEnd"/>
+            <w:r>
+              <w:rPr>
+                <w:rFonts w:asciiTheme="minorHAnsi" w:hAnsiTheme="minorHAnsi" w:cstheme="minorHAnsi"/>
+                <w:u w:val="single"/>
+              </w:rPr>
+              <w:t>}}</w:t>
+            </w:r>
+          </w:p>
+        </w:tc>
+      </w:tr>
+      <w:tr>
+        <w:tc>
+          <w:tcPr>
+            <w:tcW w:w="4874" w:type="dxa"/>
+          </w:tcPr>
+          <w:p>
+            <w:pPr>
+              <w:spacing w:line="360" w:lineRule="auto"/>
+              <w:rPr>
+                <w:rFonts w:asciiTheme="minorHAnsi" w:hAnsiTheme="minorHAnsi" w:cstheme="minorHAnsi"/>
+              </w:rPr>
+            </w:pPr>
+            <w:r>
+              <w:rPr>
+                <w:rFonts w:asciiTheme="minorHAnsi" w:hAnsiTheme="minorHAnsi" w:cstheme="minorHAnsi"/>
+              </w:rPr>
+              <w:t xml:space="preserve">CEA </w:t>
+            </w:r>
+            <w:proofErr w:type="gramStart"/>
+            <w:r>
+              <w:rPr>
+                <w:rFonts w:asciiTheme="minorHAnsi" w:hAnsiTheme="minorHAnsi" w:cstheme="minorHAnsi"/>
+              </w:rPr>
+              <w:t>No. :</w:t>
+            </w:r>
+            <w:proofErr w:type="gramEnd"/>
+            <w:r>
+              <w:rPr>
+                <w:rFonts w:asciiTheme="minorHAnsi" w:hAnsiTheme="minorHAnsi" w:cstheme="minorHAnsi"/>
+              </w:rPr>
+              <w:t xml:space="preserve"> </w:t>
+            </w:r>
+            <w:r>
+              <w:rPr>
+                <w:rFonts w:asciiTheme="minorHAnsi" w:hAnsiTheme="minorHAnsi" w:cstheme="minorHAnsi"/>
+                <w:u w:val="single"/>
+              </w:rPr>
+              <w:t>{{</w:t>
+            </w:r>
+            <w:proofErr w:type="spellStart"/>
+            <w:r>
+              <w:rPr>
+                <w:rFonts w:asciiTheme="minorHAnsi" w:hAnsiTheme="minorHAnsi" w:cstheme="minorHAnsi"/>
+                <w:u w:val="single"/>
+              </w:rPr>
+              <w:t>agent_cea</w:t>
+            </w:r>
+            <w:r>
+              <w:rPr>
+                <w:rFonts w:asciiTheme="minorHAnsi" w:hAnsiTheme="minorHAnsi" w:cstheme="minorHAnsi"/>
+                <w:u w:val="single"/>
+              </w:rPr>
+              <w:t>_reg</w:t>
+            </w:r>
+            <w:proofErr w:type="spellEnd"/>
+            <w:r>
+              <w:rPr>
+                <w:rFonts w:asciiTheme="minorHAnsi" w:hAnsiTheme="minorHAnsi" w:cstheme="minorHAnsi"/>
+                <w:u w:val="single"/>
+              </w:rPr>
+              <w:t>}}</w:t>
+            </w:r>
+          </w:p>
+        </w:tc>
+        <w:tc>
+          <w:tcPr>
+            <w:tcW w:w="4874" w:type="dxa"/>
+          </w:tcPr>
+          <w:p>
+            <w:pPr>
+              <w:spacing w:line="360" w:lineRule="auto"/>
+              <w:rPr>
+                <w:rFonts w:asciiTheme="minorHAnsi" w:hAnsiTheme="minorHAnsi" w:cstheme="minorHAnsi"/>
+              </w:rPr>
+            </w:pPr>
+            <w:r>
+              <w:rPr>
+                <w:rFonts w:asciiTheme="minorHAnsi" w:hAnsiTheme="minorHAnsi" w:cstheme="minorHAnsi"/>
+              </w:rPr>
+              <w:t xml:space="preserve">CEA </w:t>
+            </w:r>
+            <w:proofErr w:type="gramStart"/>
+            <w:r>
+              <w:rPr>
+                <w:rFonts w:asciiTheme="minorHAnsi" w:hAnsiTheme="minorHAnsi" w:cstheme="minorHAnsi"/>
+              </w:rPr>
+              <w:t>No. :</w:t>
+            </w:r>
+            <w:proofErr w:type="gramEnd"/>
+            <w:r>
+              <w:rPr>
+                <w:rFonts w:asciiTheme="minorHAnsi" w:hAnsiTheme="minorHAnsi" w:cstheme="minorHAnsi"/>
+              </w:rPr>
+              <w:t xml:space="preserve"> </w:t>
+            </w:r>
+            <w:proofErr w:type="gramStart"/>
+            <w:r>
+              <w:rPr>
+                <w:rFonts w:asciiTheme="minorHAnsi" w:hAnsiTheme="minorHAnsi" w:cstheme="minorHAnsi"/>
+                <w:u w:val="single"/>
+              </w:rPr>
+              <w:t xml:space="preserve">{{ </w:t>
+            </w:r>
+            <w:proofErr w:type="spellStart"/>
+            <w:r>
+              <w:rPr>
+                <w:rFonts w:asciiTheme="minorHAnsi" w:hAnsiTheme="minorHAnsi" w:cstheme="minorHAnsi"/>
+                <w:u w:val="single"/>
+              </w:rPr>
+              <w:t>cobroke</w:t>
+            </w:r>
+            <w:proofErr w:type="gramEnd"/>
+            <w:r>
+              <w:rPr>
+                <w:rFonts w:asciiTheme="minorHAnsi" w:hAnsiTheme="minorHAnsi" w:cstheme="minorHAnsi"/>
+                <w:u w:val="single"/>
+              </w:rPr>
+              <w:t>_</w:t>
+            </w:r>
+            <w:r>
+              <w:rPr>
+                <w:rFonts w:asciiTheme="minorHAnsi" w:hAnsiTheme="minorHAnsi" w:cstheme="minorHAnsi"/>
+                <w:u w:val="single"/>
+              </w:rPr>
+              <w:t>agent_cea</w:t>
+            </w:r>
+            <w:proofErr w:type="spellEnd"/>
+            <w:r>
+              <w:rPr>
+                <w:rFonts w:asciiTheme="minorHAnsi" w:hAnsiTheme="minorHAnsi" w:cstheme="minorHAnsi"/>
+                <w:u w:val="single"/>
+              </w:rPr>
+              <w:t>}}</w:t>
+            </w:r>
+          </w:p>
+        </w:tc>
+      </w:tr>
+      <w:tr>
+        <w:tc>
+          <w:tcPr>
+            <w:tcW w:w="4874" w:type="dxa"/>
+          </w:tcPr>
+          <w:p>
+            <w:pPr>
+              <w:spacing w:line="360" w:lineRule="auto"/>
+              <w:rPr>
+                <w:rFonts w:asciiTheme="minorHAnsi" w:hAnsiTheme="minorHAnsi" w:cstheme="minorHAnsi"/>
+              </w:rPr>
+            </w:pPr>
+            <w:r>
+              <w:rPr>
+                <w:rFonts w:asciiTheme="minorHAnsi" w:hAnsiTheme="minorHAnsi" w:cstheme="minorHAnsi"/>
+              </w:rPr>
+              <w:t xml:space="preserve">Mobile: </w:t>
+            </w:r>
+            <w:r>
+              <w:rPr>
+                <w:rFonts w:asciiTheme="minorHAnsi" w:hAnsiTheme="minorHAnsi" w:cstheme="minorHAnsi"/>
+                <w:u w:val="single"/>
+              </w:rPr>
+              <w:t>{{</w:t>
+            </w:r>
+            <w:proofErr w:type="spellStart"/>
+            <w:r>
+              <w:rPr>
+                <w:rFonts w:asciiTheme="minorHAnsi" w:hAnsiTheme="minorHAnsi" w:cstheme="minorHAnsi"/>
+                <w:u w:val="single"/>
+              </w:rPr>
+              <w:t>agent_</w:t>
+            </w:r>
+            <w:r>
+              <w:rPr>
+                <w:rFonts w:asciiTheme="minorHAnsi" w:hAnsiTheme="minorHAnsi" w:cstheme="minorHAnsi"/>
+                <w:u w:val="single"/>
+              </w:rPr>
+              <w:t>contact</w:t>
+            </w:r>
+            <w:proofErr w:type="spellEnd"/>
+            <w:r>
+              <w:rPr>
+                <w:rFonts w:asciiTheme="minorHAnsi" w:hAnsiTheme="minorHAnsi" w:cstheme="minorHAnsi"/>
+                <w:u w:val="single"/>
+              </w:rPr>
+              <w:t>}}</w:t>
+            </w:r>
+          </w:p>
+        </w:tc>
+        <w:tc>
+          <w:tcPr>
+            <w:tcW w:w="4874" w:type="dxa"/>
+          </w:tcPr>
+          <w:p>
+            <w:pPr>
+              <w:spacing w:line="360" w:lineRule="auto"/>
+              <w:rPr>
+                <w:rFonts w:asciiTheme="minorHAnsi" w:hAnsiTheme="minorHAnsi" w:cstheme="minorHAnsi"/>
+              </w:rPr>
+            </w:pPr>
+            <w:r>
+              <w:rPr>
+                <w:rFonts w:asciiTheme="minorHAnsi" w:hAnsiTheme="minorHAnsi" w:cstheme="minorHAnsi"/>
+              </w:rPr>
+              <w:t xml:space="preserve">Mobile: </w:t>
+            </w:r>
+            <w:r>
+              <w:rPr>
+                <w:rFonts w:asciiTheme="minorHAnsi" w:hAnsiTheme="minorHAnsi" w:cstheme="minorHAnsi"/>
+                <w:u w:val="single"/>
+              </w:rPr>
+              <w:t>{{</w:t>
+            </w:r>
+            <w:proofErr w:type="spellStart"/>
+            <w:r>
+              <w:rPr>
+                <w:rFonts w:asciiTheme="minorHAnsi" w:hAnsiTheme="minorHAnsi" w:cstheme="minorHAnsi"/>
+                <w:u w:val="single"/>
+              </w:rPr>
+              <w:t>cobroke_</w:t>
+            </w:r>
+            <w:r>
+              <w:rPr>
+                <w:rFonts w:asciiTheme="minorHAnsi" w:hAnsiTheme="minorHAnsi" w:cstheme="minorHAnsi"/>
+                <w:u w:val="single"/>
+              </w:rPr>
+              <w:t>agent_</w:t>
+            </w:r>
+            <w:r>
+              <w:rPr>
+                <w:rFonts w:asciiTheme="minorHAnsi" w:hAnsiTheme="minorHAnsi" w:cstheme="minorHAnsi"/>
+                <w:u w:val="single"/>
+              </w:rPr>
+              <w:t>mobile</w:t>
+            </w:r>
+            <w:proofErr w:type="spellEnd"/>
+            <w:r>
+              <w:rPr>
+                <w:rFonts w:asciiTheme="minorHAnsi" w:hAnsiTheme="minorHAnsi" w:cstheme="minorHAnsi"/>
+                <w:u w:val="single"/>
+              </w:rPr>
+              <w:t>}}</w:t>
+            </w:r>
+          </w:p>
+        </w:tc>
+      </w:tr>
+    </w:tbl>
     <w:p>
       <w:pPr>
         <w:ind w:left="630"/>
         <w:jc w:val="both"/>
         <w:rPr>
           <w:rFonts w:asciiTheme="minorHAnsi" w:hAnsiTheme="minorHAnsi" w:cstheme="minorHAnsi"/>
-          <w:szCs w:val="18"/>
-          <w:u w:val="single"/>
-        </w:rPr>
-      </w:pPr>
-      <w:r>
-        <w:rPr>
-          <w:rFonts w:asciiTheme="minorHAnsi" w:hAnsiTheme="minorHAnsi" w:cstheme="minorHAnsi"/>
-          <w:szCs w:val="18"/>
-          <w:u w:val="single"/>
-        </w:rPr>
-        <w:t>____</w:t>
-      </w:r>
-      <w:r>
-        <w:rPr>
-          <w:rFonts w:asciiTheme="minorHAnsi" w:hAnsiTheme="minorHAnsi" w:cstheme="minorHAnsi"/>
-          <w:szCs w:val="18"/>
-          <w:u w:val="single"/>
-        </w:rPr>
-        <w:tab/>
-      </w:r>
-      <w:r>
-        <w:rPr>
-          <w:rFonts w:asciiTheme="minorHAnsi" w:hAnsiTheme="minorHAnsi" w:cstheme="minorHAnsi"/>
-          <w:szCs w:val="18"/>
-          <w:u w:val="single"/>
-        </w:rPr>
-        <w:t>__________</w:t>
-      </w:r>
-      <w:r>
-        <w:rPr>
-          <w:rFonts w:asciiTheme="minorHAnsi" w:hAnsiTheme="minorHAnsi" w:cstheme="minorHAnsi"/>
-          <w:szCs w:val="18"/>
-          <w:u w:val="single"/>
-        </w:rPr>
-        <w:tab/>
-      </w:r>
-      <w:r>
-        <w:rPr>
-          <w:rFonts w:asciiTheme="minorHAnsi" w:hAnsiTheme="minorHAnsi" w:cstheme="minorHAnsi"/>
-          <w:szCs w:val="18"/>
-          <w:u w:val="single"/>
-        </w:rPr>
-        <w:t>__________________</w:t>
-      </w:r>
-      <w:r>
-        <w:rPr>
-          <w:rFonts w:asciiTheme="minorHAnsi" w:hAnsiTheme="minorHAnsi" w:cstheme="minorHAnsi"/>
-          <w:szCs w:val="18"/>
-          <w:u w:val="single"/>
-        </w:rPr>
-        <w:tab/>
-      </w:r>
-      <w:r>
-        <w:rPr>
-          <w:rFonts w:asciiTheme="minorHAnsi" w:hAnsiTheme="minorHAnsi" w:cstheme="minorHAnsi"/>
-          <w:szCs w:val="18"/>
-        </w:rPr>
-        <w:tab/>
-      </w:r>
-      <w:r>
-        <w:rPr>
-          <w:rFonts w:asciiTheme="minorHAnsi" w:hAnsiTheme="minorHAnsi" w:cstheme="minorHAnsi"/>
-          <w:szCs w:val="18"/>
-          <w:u w:val="single"/>
-        </w:rPr>
-        <w:tab/>
-      </w:r>
-      <w:r>
-        <w:rPr>
-          <w:rFonts w:asciiTheme="minorHAnsi" w:hAnsiTheme="minorHAnsi" w:cstheme="minorHAnsi"/>
-          <w:szCs w:val="18"/>
-          <w:u w:val="single"/>
-        </w:rPr>
-        <w:t>__________</w:t>
-      </w:r>
-      <w:r>
-        <w:rPr>
-          <w:rFonts w:asciiTheme="minorHAnsi" w:hAnsiTheme="minorHAnsi" w:cstheme="minorHAnsi"/>
-          <w:szCs w:val="18"/>
-          <w:u w:val="single"/>
-        </w:rPr>
-        <w:tab/>
-      </w:r>
-      <w:r>
-        <w:rPr>
-          <w:rFonts w:asciiTheme="minorHAnsi" w:hAnsiTheme="minorHAnsi" w:cstheme="minorHAnsi"/>
-          <w:szCs w:val="18"/>
-          <w:u w:val="single"/>
-        </w:rPr>
-        <w:t>____________________</w:t>
-      </w:r>
-    </w:p>
-    <w:p>
-      <w:pPr>
-        <w:ind w:left="630"/>
-        <w:jc w:val="both"/>
-        <w:rPr>
-          <w:rFonts w:asciiTheme="minorHAnsi" w:hAnsiTheme="minorHAnsi" w:cstheme="minorHAnsi"/>
-        </w:rPr>
-      </w:pPr>
-      <w:r>
-        <w:rPr>
-          <w:rFonts w:asciiTheme="minorHAnsi" w:hAnsiTheme="minorHAnsi" w:cstheme="minorHAnsi"/>
-        </w:rPr>
-        <w:t>Sign</w:t>
-      </w:r>
-      <w:r>
-        <w:rPr>
-          <w:rFonts w:asciiTheme="minorHAnsi" w:hAnsiTheme="minorHAnsi" w:cstheme="minorHAnsi"/>
-        </w:rPr>
-        <w:t xml:space="preserve">ed </w:t>
-      </w:r>
-      <w:r>
-        <w:rPr>
-          <w:rFonts w:asciiTheme="minorHAnsi" w:hAnsiTheme="minorHAnsi" w:cstheme="minorHAnsi"/>
-        </w:rPr>
-        <w:t>for and on</w:t>
-      </w:r>
-      <w:r>
-        <w:rPr>
-          <w:rFonts w:asciiTheme="minorHAnsi" w:hAnsiTheme="minorHAnsi" w:cstheme="minorHAnsi"/>
-        </w:rPr>
-        <w:t xml:space="preserve"> behalf</w:t>
-      </w:r>
-      <w:r>
-        <w:rPr>
-          <w:rFonts w:asciiTheme="minorHAnsi" w:hAnsiTheme="minorHAnsi" w:cstheme="minorHAnsi"/>
-        </w:rPr>
-        <w:t xml:space="preserve"> of</w:t>
-      </w:r>
-      <w:r>
-        <w:rPr>
-          <w:rFonts w:asciiTheme="minorHAnsi" w:hAnsiTheme="minorHAnsi" w:cstheme="minorHAnsi"/>
-        </w:rPr>
-        <w:tab/>
-      </w:r>
-      <w:r>
-        <w:rPr>
-          <w:rFonts w:asciiTheme="minorHAnsi" w:hAnsiTheme="minorHAnsi" w:cstheme="minorHAnsi"/>
-        </w:rPr>
-        <w:tab/>
-      </w:r>
-      <w:r>
-        <w:rPr>
-          <w:rFonts w:asciiTheme="minorHAnsi" w:hAnsiTheme="minorHAnsi" w:cstheme="minorHAnsi"/>
-        </w:rPr>
-        <w:tab/>
-      </w:r>
-      <w:r>
-        <w:rPr>
-          <w:rFonts w:asciiTheme="minorHAnsi" w:hAnsiTheme="minorHAnsi" w:cstheme="minorHAnsi"/>
-        </w:rPr>
-        <w:tab/>
-      </w:r>
-      <w:r>
-        <w:rPr>
-          <w:rFonts w:asciiTheme="minorHAnsi" w:hAnsiTheme="minorHAnsi" w:cstheme="minorHAnsi"/>
-        </w:rPr>
-        <w:t>Sign</w:t>
-      </w:r>
-      <w:r>
-        <w:rPr>
-          <w:rFonts w:asciiTheme="minorHAnsi" w:hAnsiTheme="minorHAnsi" w:cstheme="minorHAnsi"/>
-        </w:rPr>
-        <w:t xml:space="preserve">ed </w:t>
-      </w:r>
-      <w:r>
-        <w:rPr>
-          <w:rFonts w:asciiTheme="minorHAnsi" w:hAnsiTheme="minorHAnsi" w:cstheme="minorHAnsi"/>
-        </w:rPr>
-        <w:t>for and on behalf</w:t>
-      </w:r>
-      <w:r>
-        <w:rPr>
-          <w:rFonts w:asciiTheme="minorHAnsi" w:hAnsiTheme="minorHAnsi" w:cstheme="minorHAnsi"/>
-        </w:rPr>
-        <w:t xml:space="preserve"> of</w:t>
-      </w:r>
-    </w:p>
-    <w:p>
-      <w:pPr>
-        <w:ind w:left="630"/>
-        <w:jc w:val="both"/>
-        <w:rPr>
-          <w:rFonts w:asciiTheme="minorHAnsi" w:hAnsiTheme="minorHAnsi" w:cstheme="minorHAnsi"/>
-        </w:rPr>
-      </w:pPr>
-      <w:r>
-        <w:rPr>
-          <w:rFonts w:asciiTheme="minorHAnsi" w:hAnsiTheme="minorHAnsi" w:cstheme="minorHAnsi"/>
-        </w:rPr>
-        <w:t>Est</w:t>
-      </w:r>
-      <w:r>
-        <w:rPr>
-          <w:rFonts w:asciiTheme="minorHAnsi" w:hAnsiTheme="minorHAnsi" w:cstheme="minorHAnsi"/>
-        </w:rPr>
-        <w:t>ate Agent representing Landlord</w:t>
-      </w:r>
-      <w:r>
-        <w:rPr>
-          <w:rFonts w:asciiTheme="minorHAnsi" w:hAnsiTheme="minorHAnsi" w:cstheme="minorHAnsi"/>
-        </w:rPr>
-        <w:tab/>
-      </w:r>
-      <w:r>
-        <w:rPr>
-          <w:rFonts w:asciiTheme="minorHAnsi" w:hAnsiTheme="minorHAnsi" w:cstheme="minorHAnsi"/>
-        </w:rPr>
-        <w:tab/>
-      </w:r>
-      <w:r>
-        <w:rPr>
-          <w:rFonts w:asciiTheme="minorHAnsi" w:hAnsiTheme="minorHAnsi" w:cstheme="minorHAnsi"/>
-        </w:rPr>
-        <w:tab/>
-        <w:t>Es</w:t>
-      </w:r>
-      <w:r>
-        <w:rPr>
-          <w:rFonts w:asciiTheme="minorHAnsi" w:hAnsiTheme="minorHAnsi" w:cstheme="minorHAnsi"/>
-        </w:rPr>
-        <w:t>tate Agent representing Tenant</w:t>
-      </w:r>
-    </w:p>
-    <w:p>
-      <w:pPr>
-        <w:ind w:left="630"/>
-        <w:jc w:val="both"/>
-        <w:rPr>
-          <w:rFonts w:asciiTheme="minorHAnsi" w:hAnsiTheme="minorHAnsi" w:cstheme="minorHAnsi"/>
-        </w:rPr>
-      </w:pPr>
-    </w:p>
-    <w:p>
-      <w:pPr>
-        <w:spacing w:line="360" w:lineRule="auto"/>
-        <w:ind w:left="630"/>
-        <w:jc w:val="both"/>
-        <w:rPr>
-          <w:rFonts w:asciiTheme="minorHAnsi" w:hAnsiTheme="minorHAnsi" w:cstheme="minorHAnsi"/>
-        </w:rPr>
-      </w:pPr>
-      <w:r>
-        <w:rPr>
-          <w:rFonts w:asciiTheme="minorHAnsi" w:hAnsiTheme="minorHAnsi" w:cstheme="minorHAnsi"/>
-        </w:rPr>
-        <w:t xml:space="preserve">Name: _________________________________   </w:t>
-      </w:r>
-      <w:ins w:id="0" w:author="Denyse Tan" w:date="2021-06-21T16:44:00Z">
-        <w:r>
-          <w:rPr>
-            <w:rFonts w:asciiTheme="minorHAnsi" w:hAnsiTheme="minorHAnsi" w:cstheme="minorHAnsi"/>
-          </w:rPr>
-          <w:tab/>
-        </w:r>
-      </w:ins>
-      <w:r>
-        <w:rPr>
-          <w:rFonts w:asciiTheme="minorHAnsi" w:hAnsiTheme="minorHAnsi" w:cstheme="minorHAnsi"/>
-        </w:rPr>
-        <w:tab/>
-      </w:r>
-      <w:r>
-        <w:rPr>
-          <w:rFonts w:asciiTheme="minorHAnsi" w:hAnsiTheme="minorHAnsi" w:cstheme="minorHAnsi"/>
-        </w:rPr>
-        <w:t xml:space="preserve">Name: _________________________________   </w:t>
-      </w:r>
-    </w:p>
-    <w:p>
-      <w:pPr>
-        <w:spacing w:line="360" w:lineRule="auto"/>
-        <w:ind w:left="630"/>
-        <w:jc w:val="both"/>
-        <w:rPr>
-          <w:rFonts w:asciiTheme="minorHAnsi" w:hAnsiTheme="minorHAnsi" w:cstheme="minorHAnsi"/>
-        </w:rPr>
-      </w:pPr>
-      <w:r>
-        <w:rPr>
-          <w:rFonts w:asciiTheme="minorHAnsi" w:hAnsiTheme="minorHAnsi" w:cstheme="minorHAnsi"/>
-        </w:rPr>
-        <w:t>CEA</w:t>
-      </w:r>
-      <w:r>
-        <w:rPr>
-          <w:rFonts w:asciiTheme="minorHAnsi" w:hAnsiTheme="minorHAnsi" w:cstheme="minorHAnsi"/>
-        </w:rPr>
-        <w:t xml:space="preserve"> No.: ________________</w:t>
-      </w:r>
-      <w:r>
-        <w:rPr>
-          <w:rFonts w:asciiTheme="minorHAnsi" w:hAnsiTheme="minorHAnsi" w:cstheme="minorHAnsi"/>
-        </w:rPr>
-        <w:t xml:space="preserve"> </w:t>
-      </w:r>
-      <w:r>
-        <w:rPr>
-          <w:rFonts w:asciiTheme="minorHAnsi" w:hAnsiTheme="minorHAnsi" w:cstheme="minorHAnsi"/>
-        </w:rPr>
-        <w:tab/>
-      </w:r>
-      <w:r>
-        <w:rPr>
-          <w:rFonts w:asciiTheme="minorHAnsi" w:hAnsiTheme="minorHAnsi" w:cstheme="minorHAnsi"/>
-        </w:rPr>
-        <w:tab/>
-      </w:r>
-      <w:r>
-        <w:rPr>
-          <w:rFonts w:asciiTheme="minorHAnsi" w:hAnsiTheme="minorHAnsi" w:cstheme="minorHAnsi"/>
-        </w:rPr>
-        <w:tab/>
-      </w:r>
-      <w:r>
-        <w:rPr>
-          <w:rFonts w:asciiTheme="minorHAnsi" w:hAnsiTheme="minorHAnsi" w:cstheme="minorHAnsi"/>
-        </w:rPr>
-        <w:tab/>
-        <w:t>CEA No.: ________________</w:t>
-      </w:r>
-    </w:p>
-    <w:p>
-      <w:pPr>
-        <w:spacing w:line="360" w:lineRule="auto"/>
-        <w:ind w:left="630"/>
-        <w:jc w:val="both"/>
-        <w:rPr>
-          <w:rFonts w:asciiTheme="minorHAnsi" w:hAnsiTheme="minorHAnsi" w:cstheme="minorHAnsi"/>
-        </w:rPr>
-      </w:pPr>
-      <w:r>
-        <w:rPr>
-          <w:rFonts w:asciiTheme="minorHAnsi" w:hAnsiTheme="minorHAnsi" w:cstheme="minorHAnsi"/>
-        </w:rPr>
-        <w:t>Mobile: _________________</w:t>
-      </w:r>
-      <w:r>
-        <w:rPr>
-          <w:rFonts w:asciiTheme="minorHAnsi" w:hAnsiTheme="minorHAnsi" w:cstheme="minorHAnsi"/>
-        </w:rPr>
-        <w:tab/>
-      </w:r>
-      <w:r>
-        <w:rPr>
-          <w:rFonts w:asciiTheme="minorHAnsi" w:hAnsiTheme="minorHAnsi" w:cstheme="minorHAnsi"/>
-        </w:rPr>
-        <w:tab/>
-      </w:r>
-      <w:r>
-        <w:rPr>
-          <w:rFonts w:asciiTheme="minorHAnsi" w:hAnsiTheme="minorHAnsi" w:cstheme="minorHAnsi"/>
-        </w:rPr>
-        <w:tab/>
-      </w:r>
-      <w:r>
-        <w:rPr>
-          <w:rFonts w:asciiTheme="minorHAnsi" w:hAnsiTheme="minorHAnsi" w:cstheme="minorHAnsi"/>
-        </w:rPr>
-        <w:tab/>
-      </w:r>
-      <w:r>
-        <w:rPr>
-          <w:rFonts w:asciiTheme="minorHAnsi" w:hAnsiTheme="minorHAnsi" w:cstheme="minorHAnsi"/>
-        </w:rPr>
-        <w:t>Mobile: _________________</w:t>
-      </w:r>
-    </w:p>
-    <w:p>
-      <w:pPr>
-        <w:spacing w:line="360" w:lineRule="auto"/>
-        <w:ind w:left="630"/>
-        <w:jc w:val="both"/>
-        <w:rPr>
-          <w:rFonts w:asciiTheme="minorHAnsi" w:hAnsiTheme="minorHAnsi" w:cstheme="minorHAnsi"/>
           <w:b/>
         </w:rPr>
       </w:pPr>
-      <w:r>
-        <w:rPr>
-          <w:rFonts w:asciiTheme="minorHAnsi" w:hAnsiTheme="minorHAnsi" w:cstheme="minorHAnsi"/>
-        </w:rPr>
-        <w:t>Date: ___________________</w:t>
-      </w:r>
-      <w:r>
-        <w:rPr>
-          <w:rFonts w:asciiTheme="minorHAnsi" w:hAnsiTheme="minorHAnsi" w:cstheme="minorHAnsi"/>
-        </w:rPr>
-        <w:tab/>
-      </w:r>
-      <w:r>
-        <w:rPr>
-          <w:rFonts w:asciiTheme="minorHAnsi" w:hAnsiTheme="minorHAnsi" w:cstheme="minorHAnsi"/>
-        </w:rPr>
-        <w:tab/>
-      </w:r>
-      <w:r>
-        <w:rPr>
-          <w:rFonts w:asciiTheme="minorHAnsi" w:hAnsiTheme="minorHAnsi" w:cstheme="minorHAnsi"/>
-        </w:rPr>
-        <w:tab/>
-      </w:r>
-      <w:r>
-        <w:rPr>
-          <w:rFonts w:asciiTheme="minorHAnsi" w:hAnsiTheme="minorHAnsi" w:cstheme="minorHAnsi"/>
-        </w:rPr>
-        <w:tab/>
-        <w:t>Date: ___________________</w:t>
-      </w:r>
     </w:p>
     <w:sectPr>
       <w:headerReference w:type="default" r:id="rId8"/>
@@ -1247,7 +1502,7 @@
 </file>
 
 <file path=word/endnotes.xml><?xml version="1.0" encoding="utf-8"?>
-<w:endnotes xmlns:wpc="http://schemas.microsoft.com/office/word/2010/wordprocessingCanvas" xmlns:cx="http://schemas.microsoft.com/office/drawing/2014/chartex" xmlns:cx1="http://schemas.microsoft.com/office/drawing/2015/9/8/chartex" xmlns:cx2="http://schemas.microsoft.com/office/drawing/2015/10/21/chartex" xmlns:cx3="http://schemas.microsoft.com/office/drawing/2016/5/9/chartex" xmlns:cx4="http://schemas.microsoft.com/office/drawing/2016/5/10/chartex" xmlns:cx5="http://schemas.microsoft.com/office/drawing/2016/5/11/chartex" xmlns:cx6="http://schemas.microsoft.com/office/drawing/2016/5/12/chartex" xmlns:cx7="http://schemas.microsoft.com/office/drawing/2016/5/13/chartex" xmlns:cx8="http://schemas.microsoft.com/office/drawing/2016/5/14/chartex" xmlns:mc="http://schemas.openxmlformats.org/markup-compatibility/2006" xmlns:aink="http://schemas.microsoft.com/office/drawing/2016/ink" xmlns:am3d="http://schemas.microsoft.com/office/drawing/2017/model3d" xmlns:o="urn:schemas-microsoft-com:office:office" xmlns:r="http://schemas.openxmlformats.org/officeDocument/2006/relationships" xmlns:m="http://schemas.openxmlformats.org/officeDocument/2006/math" xmlns:v="urn:schemas-microsoft-com:vml" xmlns:wp14="http://schemas.microsoft.com/office/word/2010/wordprocessingDrawing" xmlns:wp="http://schemas.openxmlformats.org/drawingml/2006/wordprocessingDrawing" xmlns:w10="urn:schemas-microsoft-com:office:word" xmlns:w="http://schemas.openxmlformats.org/wordprocessingml/2006/main" xmlns:w14="http://schemas.microsoft.com/office/word/2010/wordml" xmlns:w15="http://schemas.microsoft.com/office/word/2012/wordml" xmlns:w16cex="http://schemas.microsoft.com/office/word/2018/wordml/cex" xmlns:w16cid="http://schemas.microsoft.com/office/word/2016/wordml/cid" xmlns:w16="http://schemas.microsoft.com/office/word/2018/wordml" xmlns:w16sdtdh="http://schemas.microsoft.com/office/word/2020/wordml/sdtdatahash" xmlns:w16se="http://schemas.microsoft.com/office/word/2015/wordml/symex" xmlns:wpg="http://schemas.microsoft.com/office/word/2010/wordprocessingGroup" xmlns:wpi="http://schemas.microsoft.com/office/word/2010/wordprocessingInk" xmlns:wne="http://schemas.microsoft.com/office/word/2006/wordml" xmlns:wps="http://schemas.microsoft.com/office/word/2010/wordprocessingShape" mc:Ignorable="w14 w15 w16se w16cid w16 w16cex w16sdtdh wp14">
+<w:endnotes xmlns:wpc="http://schemas.microsoft.com/office/word/2010/wordprocessingCanvas" xmlns:cx="http://schemas.microsoft.com/office/drawing/2014/chartex" xmlns:cx1="http://schemas.microsoft.com/office/drawing/2015/9/8/chartex" xmlns:cx2="http://schemas.microsoft.com/office/drawing/2015/10/21/chartex" xmlns:cx3="http://schemas.microsoft.com/office/drawing/2016/5/9/chartex" xmlns:cx4="http://schemas.microsoft.com/office/drawing/2016/5/10/chartex" xmlns:cx5="http://schemas.microsoft.com/office/drawing/2016/5/11/chartex" xmlns:cx6="http://schemas.microsoft.com/office/drawing/2016/5/12/chartex" xmlns:cx7="http://schemas.microsoft.com/office/drawing/2016/5/13/chartex" xmlns:cx8="http://schemas.microsoft.com/office/drawing/2016/5/14/chartex" xmlns:mc="http://schemas.openxmlformats.org/markup-compatibility/2006" xmlns:aink="http://schemas.microsoft.com/office/drawing/2016/ink" xmlns:am3d="http://schemas.microsoft.com/office/drawing/2017/model3d" xmlns:o="urn:schemas-microsoft-com:office:office" xmlns:oel="http://schemas.microsoft.com/office/2019/extlst" xmlns:r="http://schemas.openxmlformats.org/officeDocument/2006/relationships" xmlns:m="http://schemas.openxmlformats.org/officeDocument/2006/math" xmlns:v="urn:schemas-microsoft-com:vml" xmlns:wp14="http://schemas.microsoft.com/office/word/2010/wordprocessingDrawing" xmlns:wp="http://schemas.openxmlformats.org/drawingml/2006/wordprocessingDrawing" xmlns:w10="urn:schemas-microsoft-com:office:word" xmlns:w="http://schemas.openxmlformats.org/wordprocessingml/2006/main" xmlns:w14="http://schemas.microsoft.com/office/word/2010/wordml" xmlns:w15="http://schemas.microsoft.com/office/word/2012/wordml" xmlns:w16cex="http://schemas.microsoft.com/office/word/2018/wordml/cex" xmlns:w16cid="http://schemas.microsoft.com/office/word/2016/wordml/cid" xmlns:w16="http://schemas.microsoft.com/office/word/2018/wordml" xmlns:w16du="http://schemas.microsoft.com/office/word/2023/wordml/word16du" xmlns:w16sdtdh="http://schemas.microsoft.com/office/word/2020/wordml/sdtdatahash" xmlns:w16sdtfl="http://schemas.microsoft.com/office/word/2024/wordml/sdtformatlock" xmlns:w16se="http://schemas.microsoft.com/office/word/2015/wordml/symex" xmlns:wpg="http://schemas.microsoft.com/office/word/2010/wordprocessingGroup" xmlns:wpi="http://schemas.microsoft.com/office/word/2010/wordprocessingInk" xmlns:wne="http://schemas.microsoft.com/office/word/2006/wordml" xmlns:wps="http://schemas.microsoft.com/office/word/2010/wordprocessingShape" mc:Ignorable="w14 w15 w16se w16cid w16 w16cex w16sdtdh w16sdtfl w16du wp14">
   <w:endnote w:type="separator" w:id="-1">
     <w:p>
       <w:r>
@@ -1266,7 +1521,7 @@
 </file>
 
 <file path=word/footer1.xml><?xml version="1.0" encoding="utf-8"?>
-<w:ftr xmlns:wpc="http://schemas.microsoft.com/office/word/2010/wordprocessingCanvas" xmlns:cx="http://schemas.microsoft.com/office/drawing/2014/chartex" xmlns:cx1="http://schemas.microsoft.com/office/drawing/2015/9/8/chartex" xmlns:cx2="http://schemas.microsoft.com/office/drawing/2015/10/21/chartex" xmlns:cx3="http://schemas.microsoft.com/office/drawing/2016/5/9/chartex" xmlns:cx4="http://schemas.microsoft.com/office/drawing/2016/5/10/chartex" xmlns:cx5="http://schemas.microsoft.com/office/drawing/2016/5/11/chartex" xmlns:cx6="http://schemas.microsoft.com/office/drawing/2016/5/12/chartex" xmlns:cx7="http://schemas.microsoft.com/office/drawing/2016/5/13/chartex" xmlns:cx8="http://schemas.microsoft.com/office/drawing/2016/5/14/chartex" xmlns:mc="http://schemas.openxmlformats.org/markup-compatibility/2006" xmlns:aink="http://schemas.microsoft.com/office/drawing/2016/ink" xmlns:am3d="http://schemas.microsoft.com/office/drawing/2017/model3d" xmlns:o="urn:schemas-microsoft-com:office:office" xmlns:r="http://schemas.openxmlformats.org/officeDocument/2006/relationships" xmlns:m="http://schemas.openxmlformats.org/officeDocument/2006/math" xmlns:v="urn:schemas-microsoft-com:vml" xmlns:wp14="http://schemas.microsoft.com/office/word/2010/wordprocessingDrawing" xmlns:wp="http://schemas.openxmlformats.org/drawingml/2006/wordprocessingDrawing" xmlns:w10="urn:schemas-microsoft-com:office:word" xmlns:w="http://schemas.openxmlformats.org/wordprocessingml/2006/main" xmlns:w14="http://schemas.microsoft.com/office/word/2010/wordml" xmlns:w15="http://schemas.microsoft.com/office/word/2012/wordml" xmlns:w16cex="http://schemas.microsoft.com/office/word/2018/wordml/cex" xmlns:w16cid="http://schemas.microsoft.com/office/word/2016/wordml/cid" xmlns:w16="http://schemas.microsoft.com/office/word/2018/wordml" xmlns:w16sdtdh="http://schemas.microsoft.com/office/word/2020/wordml/sdtdatahash" xmlns:w16se="http://schemas.microsoft.com/office/word/2015/wordml/symex" xmlns:wpg="http://schemas.microsoft.com/office/word/2010/wordprocessingGroup" xmlns:wpi="http://schemas.microsoft.com/office/word/2010/wordprocessingInk" xmlns:wne="http://schemas.microsoft.com/office/word/2006/wordml" xmlns:wps="http://schemas.microsoft.com/office/word/2010/wordprocessingShape" mc:Ignorable="w14 w15 w16se w16cid w16 w16cex w16sdtdh wp14">
+<w:ftr xmlns:wpc="http://schemas.microsoft.com/office/word/2010/wordprocessingCanvas" xmlns:cx="http://schemas.microsoft.com/office/drawing/2014/chartex" xmlns:cx1="http://schemas.microsoft.com/office/drawing/2015/9/8/chartex" xmlns:cx2="http://schemas.microsoft.com/office/drawing/2015/10/21/chartex" xmlns:cx3="http://schemas.microsoft.com/office/drawing/2016/5/9/chartex" xmlns:cx4="http://schemas.microsoft.com/office/drawing/2016/5/10/chartex" xmlns:cx5="http://schemas.microsoft.com/office/drawing/2016/5/11/chartex" xmlns:cx6="http://schemas.microsoft.com/office/drawing/2016/5/12/chartex" xmlns:cx7="http://schemas.microsoft.com/office/drawing/2016/5/13/chartex" xmlns:cx8="http://schemas.microsoft.com/office/drawing/2016/5/14/chartex" xmlns:mc="http://schemas.openxmlformats.org/markup-compatibility/2006" xmlns:aink="http://schemas.microsoft.com/office/drawing/2016/ink" xmlns:am3d="http://schemas.microsoft.com/office/drawing/2017/model3d" xmlns:o="urn:schemas-microsoft-com:office:office" xmlns:oel="http://schemas.microsoft.com/office/2019/extlst" xmlns:r="http://schemas.openxmlformats.org/officeDocument/2006/relationships" xmlns:m="http://schemas.openxmlformats.org/officeDocument/2006/math" xmlns:v="urn:schemas-microsoft-com:vml" xmlns:wp14="http://schemas.microsoft.com/office/word/2010/wordprocessingDrawing" xmlns:wp="http://schemas.openxmlformats.org/drawingml/2006/wordprocessingDrawing" xmlns:w10="urn:schemas-microsoft-com:office:word" xmlns:w="http://schemas.openxmlformats.org/wordprocessingml/2006/main" xmlns:w14="http://schemas.microsoft.com/office/word/2010/wordml" xmlns:w15="http://schemas.microsoft.com/office/word/2012/wordml" xmlns:w16cex="http://schemas.microsoft.com/office/word/2018/wordml/cex" xmlns:w16cid="http://schemas.microsoft.com/office/word/2016/wordml/cid" xmlns:w16="http://schemas.microsoft.com/office/word/2018/wordml" xmlns:w16du="http://schemas.microsoft.com/office/word/2023/wordml/word16du" xmlns:w16sdtdh="http://schemas.microsoft.com/office/word/2020/wordml/sdtdatahash" xmlns:w16sdtfl="http://schemas.microsoft.com/office/word/2024/wordml/sdtformatlock" xmlns:w16se="http://schemas.microsoft.com/office/word/2015/wordml/symex" xmlns:wpg="http://schemas.microsoft.com/office/word/2010/wordprocessingGroup" xmlns:wpi="http://schemas.microsoft.com/office/word/2010/wordprocessingInk" xmlns:wne="http://schemas.microsoft.com/office/word/2006/wordml" xmlns:wps="http://schemas.microsoft.com/office/word/2010/wordprocessingShape" mc:Ignorable="w14 w15 w16se w16cid w16 w16cex w16sdtdh w16sdtfl w16du wp14">
   <w:p>
     <w:pPr>
       <w:pStyle w:val="Footer"/>
@@ -1303,7 +1558,7 @@
 </file>
 
 <file path=word/footer2.xml><?xml version="1.0" encoding="utf-8"?>
-<w:ftr xmlns:wpc="http://schemas.microsoft.com/office/word/2010/wordprocessingCanvas" xmlns:cx="http://schemas.microsoft.com/office/drawing/2014/chartex" xmlns:cx1="http://schemas.microsoft.com/office/drawing/2015/9/8/chartex" xmlns:cx2="http://schemas.microsoft.com/office/drawing/2015/10/21/chartex" xmlns:cx3="http://schemas.microsoft.com/office/drawing/2016/5/9/chartex" xmlns:cx4="http://schemas.microsoft.com/office/drawing/2016/5/10/chartex" xmlns:cx5="http://schemas.microsoft.com/office/drawing/2016/5/11/chartex" xmlns:cx6="http://schemas.microsoft.com/office/drawing/2016/5/12/chartex" xmlns:cx7="http://schemas.microsoft.com/office/drawing/2016/5/13/chartex" xmlns:cx8="http://schemas.microsoft.com/office/drawing/2016/5/14/chartex" xmlns:mc="http://schemas.openxmlformats.org/markup-compatibility/2006" xmlns:aink="http://schemas.microsoft.com/office/drawing/2016/ink" xmlns:am3d="http://schemas.microsoft.com/office/drawing/2017/model3d" xmlns:o="urn:schemas-microsoft-com:office:office" xmlns:r="http://schemas.openxmlformats.org/officeDocument/2006/relationships" xmlns:m="http://schemas.openxmlformats.org/officeDocument/2006/math" xmlns:v="urn:schemas-microsoft-com:vml" xmlns:wp14="http://schemas.microsoft.com/office/word/2010/wordprocessingDrawing" xmlns:wp="http://schemas.openxmlformats.org/drawingml/2006/wordprocessingDrawing" xmlns:w10="urn:schemas-microsoft-com:office:word" xmlns:w="http://schemas.openxmlformats.org/wordprocessingml/2006/main" xmlns:w14="http://schemas.microsoft.com/office/word/2010/wordml" xmlns:w15="http://schemas.microsoft.com/office/word/2012/wordml" xmlns:w16cex="http://schemas.microsoft.com/office/word/2018/wordml/cex" xmlns:w16cid="http://schemas.microsoft.com/office/word/2016/wordml/cid" xmlns:w16="http://schemas.microsoft.com/office/word/2018/wordml" xmlns:w16sdtdh="http://schemas.microsoft.com/office/word/2020/wordml/sdtdatahash" xmlns:w16se="http://schemas.microsoft.com/office/word/2015/wordml/symex" xmlns:wpg="http://schemas.microsoft.com/office/word/2010/wordprocessingGroup" xmlns:wpi="http://schemas.microsoft.com/office/word/2010/wordprocessingInk" xmlns:wne="http://schemas.microsoft.com/office/word/2006/wordml" xmlns:wps="http://schemas.microsoft.com/office/word/2010/wordprocessingShape" mc:Ignorable="w14 w15 w16se w16cid w16 w16cex w16sdtdh wp14">
+<w:ftr xmlns:wpc="http://schemas.microsoft.com/office/word/2010/wordprocessingCanvas" xmlns:cx="http://schemas.microsoft.com/office/drawing/2014/chartex" xmlns:cx1="http://schemas.microsoft.com/office/drawing/2015/9/8/chartex" xmlns:cx2="http://schemas.microsoft.com/office/drawing/2015/10/21/chartex" xmlns:cx3="http://schemas.microsoft.com/office/drawing/2016/5/9/chartex" xmlns:cx4="http://schemas.microsoft.com/office/drawing/2016/5/10/chartex" xmlns:cx5="http://schemas.microsoft.com/office/drawing/2016/5/11/chartex" xmlns:cx6="http://schemas.microsoft.com/office/drawing/2016/5/12/chartex" xmlns:cx7="http://schemas.microsoft.com/office/drawing/2016/5/13/chartex" xmlns:cx8="http://schemas.microsoft.com/office/drawing/2016/5/14/chartex" xmlns:mc="http://schemas.openxmlformats.org/markup-compatibility/2006" xmlns:aink="http://schemas.microsoft.com/office/drawing/2016/ink" xmlns:am3d="http://schemas.microsoft.com/office/drawing/2017/model3d" xmlns:o="urn:schemas-microsoft-com:office:office" xmlns:oel="http://schemas.microsoft.com/office/2019/extlst" xmlns:r="http://schemas.openxmlformats.org/officeDocument/2006/relationships" xmlns:m="http://schemas.openxmlformats.org/officeDocument/2006/math" xmlns:v="urn:schemas-microsoft-com:vml" xmlns:wp14="http://schemas.microsoft.com/office/word/2010/wordprocessingDrawing" xmlns:wp="http://schemas.openxmlformats.org/drawingml/2006/wordprocessingDrawing" xmlns:w10="urn:schemas-microsoft-com:office:word" xmlns:w="http://schemas.openxmlformats.org/wordprocessingml/2006/main" xmlns:w14="http://schemas.microsoft.com/office/word/2010/wordml" xmlns:w15="http://schemas.microsoft.com/office/word/2012/wordml" xmlns:w16cex="http://schemas.microsoft.com/office/word/2018/wordml/cex" xmlns:w16cid="http://schemas.microsoft.com/office/word/2016/wordml/cid" xmlns:w16="http://schemas.microsoft.com/office/word/2018/wordml" xmlns:w16du="http://schemas.microsoft.com/office/word/2023/wordml/word16du" xmlns:w16sdtdh="http://schemas.microsoft.com/office/word/2020/wordml/sdtdatahash" xmlns:w16sdtfl="http://schemas.microsoft.com/office/word/2024/wordml/sdtformatlock" xmlns:w16se="http://schemas.microsoft.com/office/word/2015/wordml/symex" xmlns:wpg="http://schemas.microsoft.com/office/word/2010/wordprocessingGroup" xmlns:wpi="http://schemas.microsoft.com/office/word/2010/wordprocessingInk" xmlns:wne="http://schemas.microsoft.com/office/word/2006/wordml" xmlns:wps="http://schemas.microsoft.com/office/word/2010/wordprocessingShape" mc:Ignorable="w14 w15 w16se w16cid w16 w16cex w16sdtdh w16sdtfl w16du wp14">
   <w:p>
     <w:pPr>
       <w:pStyle w:val="Footer"/>
@@ -1339,7 +1594,7 @@
       </w:rPr>
       <w:t xml:space="preserve">: </w:t>
     </w:r>
-    <w:del w:id="1" w:author="Michele Chew" w:date="2021-06-21T16:45:00Z">
+    <w:del w:id="0" w:author="Michele Chew" w:date="2021-06-21T16:45:00Z">
       <w:r>
         <w:rPr>
           <w:sz w:val="14"/>
@@ -1357,7 +1612,7 @@
         <w:delText>#01-06</w:delText>
       </w:r>
     </w:del>
-    <w:ins w:id="2" w:author="Michele Chew" w:date="2021-06-21T16:45:00Z">
+    <w:ins w:id="1" w:author="Michele Chew" w:date="2021-06-21T16:45:00Z">
       <w:r>
         <w:rPr>
           <w:sz w:val="14"/>
@@ -1367,7 +1622,7 @@
         <w:t>1</w:t>
       </w:r>
     </w:ins>
-    <w:ins w:id="3" w:author="Michele Chew" w:date="2021-06-21T16:46:00Z">
+    <w:ins w:id="2" w:author="Michele Chew" w:date="2021-06-21T16:46:00Z">
       <w:r>
         <w:rPr>
           <w:sz w:val="14"/>
@@ -1377,7 +1632,7 @@
         <w:t xml:space="preserve"> </w:t>
       </w:r>
     </w:ins>
-    <w:ins w:id="4" w:author="Michele Chew" w:date="2021-06-21T16:45:00Z">
+    <w:ins w:id="3" w:author="Michele Chew" w:date="2021-06-21T16:45:00Z">
       <w:r>
         <w:rPr>
           <w:sz w:val="14"/>
@@ -1387,7 +1642,7 @@
         <w:t>KIM SENG PROMENADE #17-10/12 GREAT WORLD CITY, WEST TOWER SINGAP</w:t>
       </w:r>
     </w:ins>
-    <w:ins w:id="5" w:author="Michele Chew" w:date="2021-06-21T16:46:00Z">
+    <w:ins w:id="4" w:author="Michele Chew" w:date="2021-06-21T16:46:00Z">
       <w:r>
         <w:rPr>
           <w:sz w:val="14"/>
@@ -1397,7 +1652,7 @@
         <w:t>ORE 237994</w:t>
       </w:r>
     </w:ins>
-    <w:del w:id="6" w:author="Michele Chew" w:date="2021-06-21T16:46:00Z">
+    <w:del w:id="5" w:author="Michele Chew" w:date="2021-06-21T16:46:00Z">
       <w:r>
         <w:rPr>
           <w:sz w:val="14"/>
@@ -1472,7 +1727,7 @@
       </w:rPr>
       <w:t xml:space="preserve">Revised on </w:t>
     </w:r>
-    <w:del w:id="7" w:author="Michele Chew" w:date="2021-06-21T16:44:00Z">
+    <w:del w:id="6" w:author="Michele Chew" w:date="2021-06-21T16:44:00Z">
       <w:r>
         <w:rPr>
           <w:sz w:val="12"/>
@@ -1524,7 +1779,7 @@
         <w:delText>20</w:delText>
       </w:r>
     </w:del>
-    <w:ins w:id="8" w:author="Michele Chew" w:date="2021-06-21T16:44:00Z">
+    <w:ins w:id="7" w:author="Michele Chew" w:date="2021-06-21T16:44:00Z">
       <w:r>
         <w:rPr>
           <w:sz w:val="12"/>
@@ -1543,7 +1798,7 @@
 </file>
 
 <file path=word/footnotes.xml><?xml version="1.0" encoding="utf-8"?>
-<w:footnotes xmlns:wpc="http://schemas.microsoft.com/office/word/2010/wordprocessingCanvas" xmlns:cx="http://schemas.microsoft.com/office/drawing/2014/chartex" xmlns:cx1="http://schemas.microsoft.com/office/drawing/2015/9/8/chartex" xmlns:cx2="http://schemas.microsoft.com/office/drawing/2015/10/21/chartex" xmlns:cx3="http://schemas.microsoft.com/office/drawing/2016/5/9/chartex" xmlns:cx4="http://schemas.microsoft.com/office/drawing/2016/5/10/chartex" xmlns:cx5="http://schemas.microsoft.com/office/drawing/2016/5/11/chartex" xmlns:cx6="http://schemas.microsoft.com/office/drawing/2016/5/12/chartex" xmlns:cx7="http://schemas.microsoft.com/office/drawing/2016/5/13/chartex" xmlns:cx8="http://schemas.microsoft.com/office/drawing/2016/5/14/chartex" xmlns:mc="http://schemas.openxmlformats.org/markup-compatibility/2006" xmlns:aink="http://schemas.microsoft.com/office/drawing/2016/ink" xmlns:am3d="http://schemas.microsoft.com/office/drawing/2017/model3d" xmlns:o="urn:schemas-microsoft-com:office:office" xmlns:r="http://schemas.openxmlformats.org/officeDocument/2006/relationships" xmlns:m="http://schemas.openxmlformats.org/officeDocument/2006/math" xmlns:v="urn:schemas-microsoft-com:vml" xmlns:wp14="http://schemas.microsoft.com/office/word/2010/wordprocessingDrawing" xmlns:wp="http://schemas.openxmlformats.org/drawingml/2006/wordprocessingDrawing" xmlns:w10="urn:schemas-microsoft-com:office:word" xmlns:w="http://schemas.openxmlformats.org/wordprocessingml/2006/main" xmlns:w14="http://schemas.microsoft.com/office/word/2010/wordml" xmlns:w15="http://schemas.microsoft.com/office/word/2012/wordml" xmlns:w16cex="http://schemas.microsoft.com/office/word/2018/wordml/cex" xmlns:w16cid="http://schemas.microsoft.com/office/word/2016/wordml/cid" xmlns:w16="http://schemas.microsoft.com/office/word/2018/wordml" xmlns:w16sdtdh="http://schemas.microsoft.com/office/word/2020/wordml/sdtdatahash" xmlns:w16se="http://schemas.microsoft.com/office/word/2015/wordml/symex" xmlns:wpg="http://schemas.microsoft.com/office/word/2010/wordprocessingGroup" xmlns:wpi="http://schemas.microsoft.com/office/word/2010/wordprocessingInk" xmlns:wne="http://schemas.microsoft.com/office/word/2006/wordml" xmlns:wps="http://schemas.microsoft.com/office/word/2010/wordprocessingShape" mc:Ignorable="w14 w15 w16se w16cid w16 w16cex w16sdtdh wp14">
+<w:footnotes xmlns:wpc="http://schemas.microsoft.com/office/word/2010/wordprocessingCanvas" xmlns:cx="http://schemas.microsoft.com/office/drawing/2014/chartex" xmlns:cx1="http://schemas.microsoft.com/office/drawing/2015/9/8/chartex" xmlns:cx2="http://schemas.microsoft.com/office/drawing/2015/10/21/chartex" xmlns:cx3="http://schemas.microsoft.com/office/drawing/2016/5/9/chartex" xmlns:cx4="http://schemas.microsoft.com/office/drawing/2016/5/10/chartex" xmlns:cx5="http://schemas.microsoft.com/office/drawing/2016/5/11/chartex" xmlns:cx6="http://schemas.microsoft.com/office/drawing/2016/5/12/chartex" xmlns:cx7="http://schemas.microsoft.com/office/drawing/2016/5/13/chartex" xmlns:cx8="http://schemas.microsoft.com/office/drawing/2016/5/14/chartex" xmlns:mc="http://schemas.openxmlformats.org/markup-compatibility/2006" xmlns:aink="http://schemas.microsoft.com/office/drawing/2016/ink" xmlns:am3d="http://schemas.microsoft.com/office/drawing/2017/model3d" xmlns:o="urn:schemas-microsoft-com:office:office" xmlns:oel="http://schemas.microsoft.com/office/2019/extlst" xmlns:r="http://schemas.openxmlformats.org/officeDocument/2006/relationships" xmlns:m="http://schemas.openxmlformats.org/officeDocument/2006/math" xmlns:v="urn:schemas-microsoft-com:vml" xmlns:wp14="http://schemas.microsoft.com/office/word/2010/wordprocessingDrawing" xmlns:wp="http://schemas.openxmlformats.org/drawingml/2006/wordprocessingDrawing" xmlns:w10="urn:schemas-microsoft-com:office:word" xmlns:w="http://schemas.openxmlformats.org/wordprocessingml/2006/main" xmlns:w14="http://schemas.microsoft.com/office/word/2010/wordml" xmlns:w15="http://schemas.microsoft.com/office/word/2012/wordml" xmlns:w16cex="http://schemas.microsoft.com/office/word/2018/wordml/cex" xmlns:w16cid="http://schemas.microsoft.com/office/word/2016/wordml/cid" xmlns:w16="http://schemas.microsoft.com/office/word/2018/wordml" xmlns:w16du="http://schemas.microsoft.com/office/word/2023/wordml/word16du" xmlns:w16sdtdh="http://schemas.microsoft.com/office/word/2020/wordml/sdtdatahash" xmlns:w16sdtfl="http://schemas.microsoft.com/office/word/2024/wordml/sdtformatlock" xmlns:w16se="http://schemas.microsoft.com/office/word/2015/wordml/symex" xmlns:wpg="http://schemas.microsoft.com/office/word/2010/wordprocessingGroup" xmlns:wpi="http://schemas.microsoft.com/office/word/2010/wordprocessingInk" xmlns:wne="http://schemas.microsoft.com/office/word/2006/wordml" xmlns:wps="http://schemas.microsoft.com/office/word/2010/wordprocessingShape" mc:Ignorable="w14 w15 w16se w16cid w16 w16cex w16sdtdh w16sdtfl w16du wp14">
   <w:footnote w:type="separator" w:id="-1">
     <w:p>
       <w:r>
@@ -1562,7 +1817,7 @@
 </file>
 
 <file path=word/header1.xml><?xml version="1.0" encoding="utf-8"?>
-<w:hdr xmlns:wpc="http://schemas.microsoft.com/office/word/2010/wordprocessingCanvas" xmlns:cx="http://schemas.microsoft.com/office/drawing/2014/chartex" xmlns:cx1="http://schemas.microsoft.com/office/drawing/2015/9/8/chartex" xmlns:cx2="http://schemas.microsoft.com/office/drawing/2015/10/21/chartex" xmlns:cx3="http://schemas.microsoft.com/office/drawing/2016/5/9/chartex" xmlns:cx4="http://schemas.microsoft.com/office/drawing/2016/5/10/chartex" xmlns:cx5="http://schemas.microsoft.com/office/drawing/2016/5/11/chartex" xmlns:cx6="http://schemas.microsoft.com/office/drawing/2016/5/12/chartex" xmlns:cx7="http://schemas.microsoft.com/office/drawing/2016/5/13/chartex" xmlns:cx8="http://schemas.microsoft.com/office/drawing/2016/5/14/chartex" xmlns:mc="http://schemas.openxmlformats.org/markup-compatibility/2006" xmlns:aink="http://schemas.microsoft.com/office/drawing/2016/ink" xmlns:am3d="http://schemas.microsoft.com/office/drawing/2017/model3d" xmlns:o="urn:schemas-microsoft-com:office:office" xmlns:r="http://schemas.openxmlformats.org/officeDocument/2006/relationships" xmlns:m="http://schemas.openxmlformats.org/officeDocument/2006/math" xmlns:v="urn:schemas-microsoft-com:vml" xmlns:wp14="http://schemas.microsoft.com/office/word/2010/wordprocessingDrawing" xmlns:wp="http://schemas.openxmlformats.org/drawingml/2006/wordprocessingDrawing" xmlns:w10="urn:schemas-microsoft-com:office:word" xmlns:w="http://schemas.openxmlformats.org/wordprocessingml/2006/main" xmlns:w14="http://schemas.microsoft.com/office/word/2010/wordml" xmlns:w15="http://schemas.microsoft.com/office/word/2012/wordml" xmlns:w16cex="http://schemas.microsoft.com/office/word/2018/wordml/cex" xmlns:w16cid="http://schemas.microsoft.com/office/word/2016/wordml/cid" xmlns:w16="http://schemas.microsoft.com/office/word/2018/wordml" xmlns:w16sdtdh="http://schemas.microsoft.com/office/word/2020/wordml/sdtdatahash" xmlns:w16se="http://schemas.microsoft.com/office/word/2015/wordml/symex" xmlns:wpg="http://schemas.microsoft.com/office/word/2010/wordprocessingGroup" xmlns:wpi="http://schemas.microsoft.com/office/word/2010/wordprocessingInk" xmlns:wne="http://schemas.microsoft.com/office/word/2006/wordml" xmlns:wps="http://schemas.microsoft.com/office/word/2010/wordprocessingShape" mc:Ignorable="w14 w15 w16se w16cid w16 w16cex w16sdtdh wp14">
+<w:hdr xmlns:wpc="http://schemas.microsoft.com/office/word/2010/wordprocessingCanvas" xmlns:cx="http://schemas.microsoft.com/office/drawing/2014/chartex" xmlns:cx1="http://schemas.microsoft.com/office/drawing/2015/9/8/chartex" xmlns:cx2="http://schemas.microsoft.com/office/drawing/2015/10/21/chartex" xmlns:cx3="http://schemas.microsoft.com/office/drawing/2016/5/9/chartex" xmlns:cx4="http://schemas.microsoft.com/office/drawing/2016/5/10/chartex" xmlns:cx5="http://schemas.microsoft.com/office/drawing/2016/5/11/chartex" xmlns:cx6="http://schemas.microsoft.com/office/drawing/2016/5/12/chartex" xmlns:cx7="http://schemas.microsoft.com/office/drawing/2016/5/13/chartex" xmlns:cx8="http://schemas.microsoft.com/office/drawing/2016/5/14/chartex" xmlns:mc="http://schemas.openxmlformats.org/markup-compatibility/2006" xmlns:aink="http://schemas.microsoft.com/office/drawing/2016/ink" xmlns:am3d="http://schemas.microsoft.com/office/drawing/2017/model3d" xmlns:o="urn:schemas-microsoft-com:office:office" xmlns:oel="http://schemas.microsoft.com/office/2019/extlst" xmlns:r="http://schemas.openxmlformats.org/officeDocument/2006/relationships" xmlns:m="http://schemas.openxmlformats.org/officeDocument/2006/math" xmlns:v="urn:schemas-microsoft-com:vml" xmlns:wp14="http://schemas.microsoft.com/office/word/2010/wordprocessingDrawing" xmlns:wp="http://schemas.openxmlformats.org/drawingml/2006/wordprocessingDrawing" xmlns:w10="urn:schemas-microsoft-com:office:word" xmlns:w="http://schemas.openxmlformats.org/wordprocessingml/2006/main" xmlns:w14="http://schemas.microsoft.com/office/word/2010/wordml" xmlns:w15="http://schemas.microsoft.com/office/word/2012/wordml" xmlns:w16cex="http://schemas.microsoft.com/office/word/2018/wordml/cex" xmlns:w16cid="http://schemas.microsoft.com/office/word/2016/wordml/cid" xmlns:w16="http://schemas.microsoft.com/office/word/2018/wordml" xmlns:w16du="http://schemas.microsoft.com/office/word/2023/wordml/word16du" xmlns:w16sdtdh="http://schemas.microsoft.com/office/word/2020/wordml/sdtdatahash" xmlns:w16sdtfl="http://schemas.microsoft.com/office/word/2024/wordml/sdtformatlock" xmlns:w16se="http://schemas.microsoft.com/office/word/2015/wordml/symex" xmlns:wpg="http://schemas.microsoft.com/office/word/2010/wordprocessingGroup" xmlns:wpi="http://schemas.microsoft.com/office/word/2010/wordprocessingInk" xmlns:wne="http://schemas.microsoft.com/office/word/2006/wordml" xmlns:wps="http://schemas.microsoft.com/office/word/2010/wordprocessingShape" mc:Ignorable="w14 w15 w16se w16cid w16 w16cex w16sdtdh w16sdtfl w16du wp14">
   <w:p>
     <w:pPr>
       <w:spacing w:before="120" w:line="276" w:lineRule="auto"/>
@@ -1708,7 +1963,7 @@
 </file>
 
 <file path=word/numbering.xml><?xml version="1.0" encoding="utf-8"?>
-<w:numbering xmlns:wpc="http://schemas.microsoft.com/office/word/2010/wordprocessingCanvas" xmlns:cx="http://schemas.microsoft.com/office/drawing/2014/chartex" xmlns:cx1="http://schemas.microsoft.com/office/drawing/2015/9/8/chartex" xmlns:cx2="http://schemas.microsoft.com/office/drawing/2015/10/21/chartex" xmlns:cx3="http://schemas.microsoft.com/office/drawing/2016/5/9/chartex" xmlns:cx4="http://schemas.microsoft.com/office/drawing/2016/5/10/chartex" xmlns:cx5="http://schemas.microsoft.com/office/drawing/2016/5/11/chartex" xmlns:cx6="http://schemas.microsoft.com/office/drawing/2016/5/12/chartex" xmlns:cx7="http://schemas.microsoft.com/office/drawing/2016/5/13/chartex" xmlns:cx8="http://schemas.microsoft.com/office/drawing/2016/5/14/chartex" xmlns:mc="http://schemas.openxmlformats.org/markup-compatibility/2006" xmlns:aink="http://schemas.microsoft.com/office/drawing/2016/ink" xmlns:am3d="http://schemas.microsoft.com/office/drawing/2017/model3d" xmlns:o="urn:schemas-microsoft-com:office:office" xmlns:r="http://schemas.openxmlformats.org/officeDocument/2006/relationships" xmlns:m="http://schemas.openxmlformats.org/officeDocument/2006/math" xmlns:v="urn:schemas-microsoft-com:vml" xmlns:wp14="http://schemas.microsoft.com/office/word/2010/wordprocessingDrawing" xmlns:wp="http://schemas.openxmlformats.org/drawingml/2006/wordprocessingDrawing" xmlns:w10="urn:schemas-microsoft-com:office:word" xmlns:w="http://schemas.openxmlformats.org/wordprocessingml/2006/main" xmlns:w14="http://schemas.microsoft.com/office/word/2010/wordml" xmlns:w15="http://schemas.microsoft.com/office/word/2012/wordml" xmlns:w16cex="http://schemas.microsoft.com/office/word/2018/wordml/cex" xmlns:w16cid="http://schemas.microsoft.com/office/word/2016/wordml/cid" xmlns:w16="http://schemas.microsoft.com/office/word/2018/wordml" xmlns:w16sdtdh="http://schemas.microsoft.com/office/word/2020/wordml/sdtdatahash" xmlns:w16se="http://schemas.microsoft.com/office/word/2015/wordml/symex" xmlns:wpg="http://schemas.microsoft.com/office/word/2010/wordprocessingGroup" xmlns:wpi="http://schemas.microsoft.com/office/word/2010/wordprocessingInk" xmlns:wne="http://schemas.microsoft.com/office/word/2006/wordml" xmlns:wps="http://schemas.microsoft.com/office/word/2010/wordprocessingShape" mc:Ignorable="w14 w15 w16se w16cid w16 w16cex w16sdtdh wp14">
+<w:numbering xmlns:wpc="http://schemas.microsoft.com/office/word/2010/wordprocessingCanvas" xmlns:cx="http://schemas.microsoft.com/office/drawing/2014/chartex" xmlns:cx1="http://schemas.microsoft.com/office/drawing/2015/9/8/chartex" xmlns:cx2="http://schemas.microsoft.com/office/drawing/2015/10/21/chartex" xmlns:cx3="http://schemas.microsoft.com/office/drawing/2016/5/9/chartex" xmlns:cx4="http://schemas.microsoft.com/office/drawing/2016/5/10/chartex" xmlns:cx5="http://schemas.microsoft.com/office/drawing/2016/5/11/chartex" xmlns:cx6="http://schemas.microsoft.com/office/drawing/2016/5/12/chartex" xmlns:cx7="http://schemas.microsoft.com/office/drawing/2016/5/13/chartex" xmlns:cx8="http://schemas.microsoft.com/office/drawing/2016/5/14/chartex" xmlns:mc="http://schemas.openxmlformats.org/markup-compatibility/2006" xmlns:aink="http://schemas.microsoft.com/office/drawing/2016/ink" xmlns:am3d="http://schemas.microsoft.com/office/drawing/2017/model3d" xmlns:o="urn:schemas-microsoft-com:office:office" xmlns:oel="http://schemas.microsoft.com/office/2019/extlst" xmlns:r="http://schemas.openxmlformats.org/officeDocument/2006/relationships" xmlns:m="http://schemas.openxmlformats.org/officeDocument/2006/math" xmlns:v="urn:schemas-microsoft-com:vml" xmlns:wp14="http://schemas.microsoft.com/office/word/2010/wordprocessingDrawing" xmlns:wp="http://schemas.openxmlformats.org/drawingml/2006/wordprocessingDrawing" xmlns:w10="urn:schemas-microsoft-com:office:word" xmlns:w="http://schemas.openxmlformats.org/wordprocessingml/2006/main" xmlns:w14="http://schemas.microsoft.com/office/word/2010/wordml" xmlns:w15="http://schemas.microsoft.com/office/word/2012/wordml" xmlns:w16cex="http://schemas.microsoft.com/office/word/2018/wordml/cex" xmlns:w16cid="http://schemas.microsoft.com/office/word/2016/wordml/cid" xmlns:w16="http://schemas.microsoft.com/office/word/2018/wordml" xmlns:w16du="http://schemas.microsoft.com/office/word/2023/wordml/word16du" xmlns:w16sdtdh="http://schemas.microsoft.com/office/word/2020/wordml/sdtdatahash" xmlns:w16sdtfl="http://schemas.microsoft.com/office/word/2024/wordml/sdtformatlock" xmlns:w16se="http://schemas.microsoft.com/office/word/2015/wordml/symex" xmlns:wpg="http://schemas.microsoft.com/office/word/2010/wordprocessingGroup" xmlns:wpi="http://schemas.microsoft.com/office/word/2010/wordprocessingInk" xmlns:wne="http://schemas.microsoft.com/office/word/2006/wordml" xmlns:wps="http://schemas.microsoft.com/office/word/2010/wordprocessingShape" mc:Ignorable="w14 w15 w16se w16cid w16 w16cex w16sdtdh w16sdtfl w16du wp14">
   <w:abstractNum w:abstractNumId="0" w15:restartNumberingAfterBreak="0">
     <w:nsid w:val="FFFFFF1D"/>
     <w:multiLevelType w:val="multilevel"/>
@@ -4027,119 +4282,116 @@
       </w:pPr>
     </w:lvl>
   </w:abstractNum>
-  <w:num w:numId="1">
+  <w:num w:numId="1" w16cid:durableId="1223522877">
     <w:abstractNumId w:val="31"/>
   </w:num>
-  <w:num w:numId="2">
+  <w:num w:numId="2" w16cid:durableId="1231229686">
     <w:abstractNumId w:val="8"/>
   </w:num>
-  <w:num w:numId="3">
+  <w:num w:numId="3" w16cid:durableId="2146391846">
     <w:abstractNumId w:val="4"/>
   </w:num>
-  <w:num w:numId="4">
+  <w:num w:numId="4" w16cid:durableId="1623270048">
     <w:abstractNumId w:val="20"/>
   </w:num>
-  <w:num w:numId="5">
+  <w:num w:numId="5" w16cid:durableId="2137486076">
     <w:abstractNumId w:val="6"/>
   </w:num>
-  <w:num w:numId="6">
+  <w:num w:numId="6" w16cid:durableId="1771512469">
     <w:abstractNumId w:val="17"/>
   </w:num>
-  <w:num w:numId="7">
+  <w:num w:numId="7" w16cid:durableId="1360547474">
     <w:abstractNumId w:val="14"/>
   </w:num>
-  <w:num w:numId="8">
+  <w:num w:numId="8" w16cid:durableId="1171022711">
     <w:abstractNumId w:val="10"/>
   </w:num>
-  <w:num w:numId="9">
+  <w:num w:numId="9" w16cid:durableId="111367074">
     <w:abstractNumId w:val="32"/>
   </w:num>
-  <w:num w:numId="10">
+  <w:num w:numId="10" w16cid:durableId="914629445">
     <w:abstractNumId w:val="28"/>
   </w:num>
-  <w:num w:numId="11">
+  <w:num w:numId="11" w16cid:durableId="142547387">
     <w:abstractNumId w:val="23"/>
   </w:num>
-  <w:num w:numId="12">
+  <w:num w:numId="12" w16cid:durableId="1837377830">
     <w:abstractNumId w:val="9"/>
   </w:num>
-  <w:num w:numId="13">
+  <w:num w:numId="13" w16cid:durableId="2124033889">
     <w:abstractNumId w:val="21"/>
   </w:num>
-  <w:num w:numId="14">
+  <w:num w:numId="14" w16cid:durableId="1411153093">
     <w:abstractNumId w:val="12"/>
   </w:num>
-  <w:num w:numId="15">
+  <w:num w:numId="15" w16cid:durableId="1973778848">
     <w:abstractNumId w:val="29"/>
   </w:num>
-  <w:num w:numId="16">
+  <w:num w:numId="16" w16cid:durableId="72356658">
     <w:abstractNumId w:val="11"/>
   </w:num>
-  <w:num w:numId="17">
+  <w:num w:numId="17" w16cid:durableId="917328917">
     <w:abstractNumId w:val="13"/>
   </w:num>
-  <w:num w:numId="18">
+  <w:num w:numId="18" w16cid:durableId="232084556">
     <w:abstractNumId w:val="15"/>
   </w:num>
-  <w:num w:numId="19">
+  <w:num w:numId="19" w16cid:durableId="548491151">
     <w:abstractNumId w:val="7"/>
   </w:num>
-  <w:num w:numId="20">
+  <w:num w:numId="20" w16cid:durableId="166292872">
     <w:abstractNumId w:val="18"/>
   </w:num>
-  <w:num w:numId="21">
+  <w:num w:numId="21" w16cid:durableId="645478355">
     <w:abstractNumId w:val="33"/>
   </w:num>
-  <w:num w:numId="22">
+  <w:num w:numId="22" w16cid:durableId="2129540258">
     <w:abstractNumId w:val="26"/>
   </w:num>
-  <w:num w:numId="23">
+  <w:num w:numId="23" w16cid:durableId="1090589685">
     <w:abstractNumId w:val="27"/>
   </w:num>
-  <w:num w:numId="24">
+  <w:num w:numId="24" w16cid:durableId="297996436">
     <w:abstractNumId w:val="2"/>
   </w:num>
-  <w:num w:numId="25">
+  <w:num w:numId="25" w16cid:durableId="1484202947">
     <w:abstractNumId w:val="3"/>
   </w:num>
-  <w:num w:numId="26">
+  <w:num w:numId="26" w16cid:durableId="971591043">
     <w:abstractNumId w:val="25"/>
   </w:num>
-  <w:num w:numId="27">
+  <w:num w:numId="27" w16cid:durableId="962420339">
     <w:abstractNumId w:val="5"/>
   </w:num>
-  <w:num w:numId="28">
+  <w:num w:numId="28" w16cid:durableId="1298800891">
     <w:abstractNumId w:val="24"/>
   </w:num>
-  <w:num w:numId="29">
+  <w:num w:numId="29" w16cid:durableId="1681853908">
     <w:abstractNumId w:val="16"/>
   </w:num>
-  <w:num w:numId="30">
+  <w:num w:numId="30" w16cid:durableId="1298727107">
     <w:abstractNumId w:val="0"/>
   </w:num>
-  <w:num w:numId="31">
+  <w:num w:numId="31" w16cid:durableId="1637224599">
     <w:abstractNumId w:val="34"/>
   </w:num>
-  <w:num w:numId="32">
+  <w:num w:numId="32" w16cid:durableId="1323848581">
     <w:abstractNumId w:val="30"/>
   </w:num>
-  <w:num w:numId="33">
+  <w:num w:numId="33" w16cid:durableId="32274176">
     <w:abstractNumId w:val="1"/>
   </w:num>
-  <w:num w:numId="34">
+  <w:num w:numId="34" w16cid:durableId="1469199983">
     <w:abstractNumId w:val="19"/>
   </w:num>
-  <w:num w:numId="35">
+  <w:num w:numId="35" w16cid:durableId="130752469">
     <w:abstractNumId w:val="22"/>
   </w:num>
 </w:numbering>
 </file>
 
 <file path=word/people.xml><?xml version="1.0" encoding="utf-8"?>
-<w15:people xmlns:wpc="http://schemas.microsoft.com/office/word/2010/wordprocessingCanvas" xmlns:cx="http://schemas.microsoft.com/office/drawing/2014/chartex" xmlns:cx1="http://schemas.microsoft.com/office/drawing/2015/9/8/chartex" xmlns:cx2="http://schemas.microsoft.com/office/drawing/2015/10/21/chartex" xmlns:cx3="http://schemas.microsoft.com/office/drawing/2016/5/9/chartex" xmlns:cx4="http://schemas.microsoft.com/office/drawing/2016/5/10/chartex" xmlns:cx5="http://schemas.microsoft.com/office/drawing/2016/5/11/chartex" xmlns:cx6="http://schemas.microsoft.com/office/drawing/2016/5/12/chartex" xmlns:cx7="http://schemas.microsoft.com/office/drawing/2016/5/13/chartex" xmlns:cx8="http://schemas.microsoft.com/office/drawing/2016/5/14/chartex" xmlns:mc="http://schemas.openxmlformats.org/markup-compatibility/2006" xmlns:aink="http://schemas.microsoft.com/office/drawing/2016/ink" xmlns:am3d="http://schemas.microsoft.com/office/drawing/2017/model3d" xmlns:o="urn:schemas-microsoft-com:office:office" xmlns:r="http://schemas.openxmlformats.org/officeDocument/2006/relationships" xmlns:m="http://schemas.openxmlformats.org/officeDocument/2006/math" xmlns:v="urn:schemas-microsoft-com:vml" xmlns:wp14="http://schemas.microsoft.com/office/word/2010/wordprocessingDrawing" xmlns:wp="http://schemas.openxmlformats.org/drawingml/2006/wordprocessingDrawing" xmlns:w10="urn:schemas-microsoft-com:office:word" xmlns:w="http://schemas.openxmlformats.org/wordprocessingml/2006/main" xmlns:w14="http://schemas.microsoft.com/office/word/2010/wordml" xmlns:w15="http://schemas.microsoft.com/office/word/2012/wordml" xmlns:w16cex="http://schemas.microsoft.com/office/word/2018/wordml/cex" xmlns:w16cid="http://schemas.microsoft.com/office/word/2016/wordml/cid" xmlns:w16="http://schemas.microsoft.com/office/word/2018/wordml" xmlns:w16sdtdh="http://schemas.microsoft.com/office/word/2020/wordml/sdtdatahash" xmlns:w16se="http://schemas.microsoft.com/office/word/2015/wordml/symex" xmlns:wpg="http://schemas.microsoft.com/office/word/2010/wordprocessingGroup" xmlns:wpi="http://schemas.microsoft.com/office/word/2010/wordprocessingInk" xmlns:wne="http://schemas.microsoft.com/office/word/2006/wordml" xmlns:wps="http://schemas.microsoft.com/office/word/2010/wordprocessingShape" mc:Ignorable="w14 w15 w16se w16cid w16 w16cex w16sdtdh wp14">
-  <w15:person w15:author="Denyse Tan">
-    <w15:presenceInfo w15:providerId="None" w15:userId="Denyse Tan"/>
-  </w15:person>
+<w15:people xmlns:wpc="http://schemas.microsoft.com/office/word/2010/wordprocessingCanvas" xmlns:cx="http://schemas.microsoft.com/office/drawing/2014/chartex" xmlns:cx1="http://schemas.microsoft.com/office/drawing/2015/9/8/chartex" xmlns:cx2="http://schemas.microsoft.com/office/drawing/2015/10/21/chartex" xmlns:cx3="http://schemas.microsoft.com/office/drawing/2016/5/9/chartex" xmlns:cx4="http://schemas.microsoft.com/office/drawing/2016/5/10/chartex" xmlns:cx5="http://schemas.microsoft.com/office/drawing/2016/5/11/chartex" xmlns:cx6="http://schemas.microsoft.com/office/drawing/2016/5/12/chartex" xmlns:cx7="http://schemas.microsoft.com/office/drawing/2016/5/13/chartex" xmlns:cx8="http://schemas.microsoft.com/office/drawing/2016/5/14/chartex" xmlns:mc="http://schemas.openxmlformats.org/markup-compatibility/2006" xmlns:aink="http://schemas.microsoft.com/office/drawing/2016/ink" xmlns:am3d="http://schemas.microsoft.com/office/drawing/2017/model3d" xmlns:o="urn:schemas-microsoft-com:office:office" xmlns:oel="http://schemas.microsoft.com/office/2019/extlst" xmlns:r="http://schemas.openxmlformats.org/officeDocument/2006/relationships" xmlns:m="http://schemas.openxmlformats.org/officeDocument/2006/math" xmlns:v="urn:schemas-microsoft-com:vml" xmlns:wp14="http://schemas.microsoft.com/office/word/2010/wordprocessingDrawing" xmlns:wp="http://schemas.openxmlformats.org/drawingml/2006/wordprocessingDrawing" xmlns:w10="urn:schemas-microsoft-com:office:word" xmlns:w="http://schemas.openxmlformats.org/wordprocessingml/2006/main" xmlns:w14="http://schemas.microsoft.com/office/word/2010/wordml" xmlns:w15="http://schemas.microsoft.com/office/word/2012/wordml" xmlns:w16cex="http://schemas.microsoft.com/office/word/2018/wordml/cex" xmlns:w16cid="http://schemas.microsoft.com/office/word/2016/wordml/cid" xmlns:w16="http://schemas.microsoft.com/office/word/2018/wordml" xmlns:w16du="http://schemas.microsoft.com/office/word/2023/wordml/word16du" xmlns:w16sdtdh="http://schemas.microsoft.com/office/word/2020/wordml/sdtdatahash" xmlns:w16sdtfl="http://schemas.microsoft.com/office/word/2024/wordml/sdtformatlock" xmlns:w16se="http://schemas.microsoft.com/office/word/2015/wordml/symex" xmlns:wpg="http://schemas.microsoft.com/office/word/2010/wordprocessingGroup" xmlns:wpi="http://schemas.microsoft.com/office/word/2010/wordprocessingInk" xmlns:wne="http://schemas.microsoft.com/office/word/2006/wordml" xmlns:wps="http://schemas.microsoft.com/office/word/2010/wordprocessingShape" mc:Ignorable="w14 w15 w16se w16cid w16 w16cex w16sdtdh w16sdtfl w16du wp14">
   <w15:person w15:author="Michele Chew">
     <w15:presenceInfo w15:providerId="None" w15:userId="Michele Chew"/>
   </w15:person>
@@ -4147,7 +4399,7 @@
 </file>
 
 <file path=word/styles.xml><?xml version="1.0" encoding="utf-8"?>
-<w:styles xmlns:mc="http://schemas.openxmlformats.org/markup-compatibility/2006" xmlns:r="http://schemas.openxmlformats.org/officeDocument/2006/relationships" xmlns:w="http://schemas.openxmlformats.org/wordprocessingml/2006/main" xmlns:w14="http://schemas.microsoft.com/office/word/2010/wordml" xmlns:w15="http://schemas.microsoft.com/office/word/2012/wordml" xmlns:w16cex="http://schemas.microsoft.com/office/word/2018/wordml/cex" xmlns:w16cid="http://schemas.microsoft.com/office/word/2016/wordml/cid" xmlns:w16="http://schemas.microsoft.com/office/word/2018/wordml" xmlns:w16sdtdh="http://schemas.microsoft.com/office/word/2020/wordml/sdtdatahash" xmlns:w16se="http://schemas.microsoft.com/office/word/2015/wordml/symex" mc:Ignorable="w14 w15 w16se w16cid w16 w16cex w16sdtdh">
+<w:styles xmlns:mc="http://schemas.openxmlformats.org/markup-compatibility/2006" xmlns:r="http://schemas.openxmlformats.org/officeDocument/2006/relationships" xmlns:w="http://schemas.openxmlformats.org/wordprocessingml/2006/main" xmlns:w14="http://schemas.microsoft.com/office/word/2010/wordml" xmlns:w15="http://schemas.microsoft.com/office/word/2012/wordml" xmlns:w16cex="http://schemas.microsoft.com/office/word/2018/wordml/cex" xmlns:w16cid="http://schemas.microsoft.com/office/word/2016/wordml/cid" xmlns:w16="http://schemas.microsoft.com/office/word/2018/wordml" xmlns:w16du="http://schemas.microsoft.com/office/word/2023/wordml/word16du" xmlns:w16sdtdh="http://schemas.microsoft.com/office/word/2020/wordml/sdtdatahash" xmlns:w16sdtfl="http://schemas.microsoft.com/office/word/2024/wordml/sdtformatlock" xmlns:w16se="http://schemas.microsoft.com/office/word/2015/wordml/symex" mc:Ignorable="w14 w15 w16se w16cid w16 w16cex w16sdtdh w16sdtfl w16du">
   <w:docDefaults>
     <w:rPrDefault>
       <w:rPr>
@@ -4851,6 +5103,34 @@
       <w:ind w:left="1100"/>
     </w:pPr>
   </w:style>
+  <w:style w:type="paragraph" w:styleId="Revision">
+    <w:name w:val="Revision"/>
+    <w:hidden/>
+    <w:uiPriority w:val="99"/>
+    <w:semiHidden/>
+    <w:rsid w:val="00CE3ECD"/>
+    <w:rPr>
+      <w:rFonts w:ascii="Arial" w:hAnsi="Arial" w:cs="Arial"/>
+      <w:sz w:val="22"/>
+      <w:szCs w:val="22"/>
+      <w:lang w:val="en-US" w:eastAsia="en-US"/>
+    </w:rPr>
+  </w:style>
+  <w:style w:type="table" w:styleId="TableGrid">
+    <w:name w:val="Table Grid"/>
+    <w:basedOn w:val="TableNormal"/>
+    <w:rsid w:val="00CE3ECD"/>
+    <w:tblPr>
+      <w:tblBorders>
+        <w:top w:val="single" w:sz="4" w:space="0" w:color="auto"/>
+        <w:left w:val="single" w:sz="4" w:space="0" w:color="auto"/>
+        <w:bottom w:val="single" w:sz="4" w:space="0" w:color="auto"/>
+        <w:right w:val="single" w:sz="4" w:space="0" w:color="auto"/>
+        <w:insideH w:val="single" w:sz="4" w:space="0" w:color="auto"/>
+        <w:insideV w:val="single" w:sz="4" w:space="0" w:color="auto"/>
+      </w:tblBorders>
+    </w:tblPr>
+  </w:style>
 </w:styles>
 </file>
 
